--- a/templates/ma_tran_dac_ta_mau.docx
+++ b/templates/ma_tran_dac_ta_mau.docx
@@ -579,6 +579,237 @@
         <w:spacing w:after="0" w:line="240" w:lineRule="auto"/>
         <w:rPr>
           <w:rFonts w:ascii="Times New Roman" w:hAnsi="Times New Roman" w:cs="Times New Roman"/>
+          <w:color w:val="000000" w:themeColor="text1"/>
+          <w:sz w:val="28"/>
+          <w:szCs w:val="28"/>
+        </w:rPr>
+      </w:pPr>
+    </w:p>
+    <w:p>
+      <w:pPr>
+        <w:spacing w:after="0" w:line="240" w:lineRule="auto"/>
+        <w:rPr>
+          <w:rFonts w:ascii="Times New Roman" w:hAnsi="Times New Roman" w:cs="Times New Roman"/>
+          <w:color w:val="000000" w:themeColor="text1"/>
+          <w:sz w:val="28"/>
+          <w:szCs w:val="28"/>
+        </w:rPr>
+      </w:pPr>
+    </w:p>
+    <w:p>
+      <w:pPr>
+        <w:spacing w:after="0" w:line="240" w:lineRule="auto"/>
+        <w:rPr>
+          <w:rFonts w:ascii="Times New Roman" w:hAnsi="Times New Roman" w:cs="Times New Roman"/>
+          <w:color w:val="000000" w:themeColor="text1"/>
+          <w:sz w:val="28"/>
+          <w:szCs w:val="28"/>
+        </w:rPr>
+      </w:pPr>
+    </w:p>
+    <w:p>
+      <w:pPr>
+        <w:spacing w:after="0" w:line="240" w:lineRule="auto"/>
+        <w:rPr>
+          <w:rFonts w:ascii="Times New Roman" w:hAnsi="Times New Roman" w:cs="Times New Roman"/>
+          <w:color w:val="000000" w:themeColor="text1"/>
+          <w:sz w:val="28"/>
+          <w:szCs w:val="28"/>
+        </w:rPr>
+      </w:pPr>
+    </w:p>
+    <w:p>
+      <w:pPr>
+        <w:spacing w:after="0" w:line="240" w:lineRule="auto"/>
+        <w:rPr>
+          <w:rFonts w:ascii="Times New Roman" w:hAnsi="Times New Roman" w:cs="Times New Roman"/>
+          <w:color w:val="000000" w:themeColor="text1"/>
+          <w:sz w:val="28"/>
+          <w:szCs w:val="28"/>
+        </w:rPr>
+      </w:pPr>
+    </w:p>
+    <w:p>
+      <w:pPr>
+        <w:spacing w:after="0" w:line="240" w:lineRule="auto"/>
+        <w:rPr>
+          <w:rFonts w:ascii="Times New Roman" w:hAnsi="Times New Roman" w:cs="Times New Roman"/>
+          <w:color w:val="000000" w:themeColor="text1"/>
+          <w:sz w:val="28"/>
+          <w:szCs w:val="28"/>
+        </w:rPr>
+      </w:pPr>
+    </w:p>
+    <w:p>
+      <w:pPr>
+        <w:spacing w:after="0" w:line="240" w:lineRule="auto"/>
+        <w:rPr>
+          <w:rFonts w:ascii="Times New Roman" w:hAnsi="Times New Roman" w:cs="Times New Roman"/>
+          <w:color w:val="000000" w:themeColor="text1"/>
+          <w:sz w:val="28"/>
+          <w:szCs w:val="28"/>
+        </w:rPr>
+      </w:pPr>
+    </w:p>
+    <w:p>
+      <w:pPr>
+        <w:spacing w:after="0" w:line="240" w:lineRule="auto"/>
+        <w:rPr>
+          <w:rFonts w:ascii="Times New Roman" w:hAnsi="Times New Roman" w:cs="Times New Roman"/>
+          <w:color w:val="000000" w:themeColor="text1"/>
+          <w:sz w:val="28"/>
+          <w:szCs w:val="28"/>
+        </w:rPr>
+      </w:pPr>
+    </w:p>
+    <w:p>
+      <w:pPr>
+        <w:spacing w:after="0" w:line="240" w:lineRule="auto"/>
+        <w:rPr>
+          <w:rFonts w:ascii="Times New Roman" w:hAnsi="Times New Roman" w:cs="Times New Roman"/>
+          <w:color w:val="000000" w:themeColor="text1"/>
+          <w:sz w:val="28"/>
+          <w:szCs w:val="28"/>
+        </w:rPr>
+      </w:pPr>
+    </w:p>
+    <w:p>
+      <w:pPr>
+        <w:spacing w:after="0" w:line="240" w:lineRule="auto"/>
+        <w:rPr>
+          <w:rFonts w:ascii="Times New Roman" w:hAnsi="Times New Roman" w:cs="Times New Roman"/>
+          <w:color w:val="000000" w:themeColor="text1"/>
+          <w:sz w:val="28"/>
+          <w:szCs w:val="28"/>
+        </w:rPr>
+      </w:pPr>
+    </w:p>
+    <w:p>
+      <w:pPr>
+        <w:spacing w:after="0" w:line="240" w:lineRule="auto"/>
+        <w:rPr>
+          <w:rFonts w:ascii="Times New Roman" w:hAnsi="Times New Roman" w:cs="Times New Roman"/>
+          <w:color w:val="000000" w:themeColor="text1"/>
+          <w:sz w:val="28"/>
+          <w:szCs w:val="28"/>
+        </w:rPr>
+      </w:pPr>
+    </w:p>
+    <w:p>
+      <w:pPr>
+        <w:spacing w:after="0" w:line="240" w:lineRule="auto"/>
+        <w:rPr>
+          <w:rFonts w:ascii="Times New Roman" w:hAnsi="Times New Roman" w:cs="Times New Roman"/>
+          <w:color w:val="000000" w:themeColor="text1"/>
+          <w:sz w:val="28"/>
+          <w:szCs w:val="28"/>
+        </w:rPr>
+      </w:pPr>
+    </w:p>
+    <w:p>
+      <w:pPr>
+        <w:spacing w:after="0" w:line="240" w:lineRule="auto"/>
+        <w:rPr>
+          <w:rFonts w:ascii="Times New Roman" w:hAnsi="Times New Roman" w:cs="Times New Roman"/>
+          <w:color w:val="000000" w:themeColor="text1"/>
+          <w:sz w:val="28"/>
+          <w:szCs w:val="28"/>
+        </w:rPr>
+      </w:pPr>
+    </w:p>
+    <w:p>
+      <w:pPr>
+        <w:spacing w:after="0" w:line="240" w:lineRule="auto"/>
+        <w:rPr>
+          <w:rFonts w:ascii="Times New Roman" w:hAnsi="Times New Roman" w:cs="Times New Roman"/>
+          <w:color w:val="000000" w:themeColor="text1"/>
+          <w:sz w:val="28"/>
+          <w:szCs w:val="28"/>
+        </w:rPr>
+      </w:pPr>
+    </w:p>
+    <w:p>
+      <w:pPr>
+        <w:spacing w:after="0" w:line="240" w:lineRule="auto"/>
+        <w:rPr>
+          <w:rFonts w:ascii="Times New Roman" w:hAnsi="Times New Roman" w:cs="Times New Roman"/>
+          <w:color w:val="000000" w:themeColor="text1"/>
+          <w:sz w:val="28"/>
+          <w:szCs w:val="28"/>
+        </w:rPr>
+      </w:pPr>
+    </w:p>
+    <w:p>
+      <w:pPr>
+        <w:spacing w:after="0" w:line="240" w:lineRule="auto"/>
+        <w:rPr>
+          <w:rFonts w:ascii="Times New Roman" w:hAnsi="Times New Roman" w:cs="Times New Roman"/>
+          <w:color w:val="000000" w:themeColor="text1"/>
+          <w:sz w:val="28"/>
+          <w:szCs w:val="28"/>
+        </w:rPr>
+      </w:pPr>
+    </w:p>
+    <w:p>
+      <w:pPr>
+        <w:spacing w:after="0" w:line="240" w:lineRule="auto"/>
+        <w:rPr>
+          <w:rFonts w:ascii="Times New Roman" w:hAnsi="Times New Roman" w:cs="Times New Roman"/>
+          <w:color w:val="000000" w:themeColor="text1"/>
+          <w:sz w:val="28"/>
+          <w:szCs w:val="28"/>
+        </w:rPr>
+      </w:pPr>
+    </w:p>
+    <w:p>
+      <w:pPr>
+        <w:spacing w:after="0" w:line="240" w:lineRule="auto"/>
+        <w:rPr>
+          <w:rFonts w:ascii="Times New Roman" w:hAnsi="Times New Roman" w:cs="Times New Roman"/>
+          <w:color w:val="000000" w:themeColor="text1"/>
+          <w:sz w:val="28"/>
+          <w:szCs w:val="28"/>
+        </w:rPr>
+      </w:pPr>
+    </w:p>
+    <w:p>
+      <w:pPr>
+        <w:spacing w:after="0" w:line="240" w:lineRule="auto"/>
+        <w:rPr>
+          <w:rFonts w:ascii="Times New Roman" w:hAnsi="Times New Roman" w:cs="Times New Roman"/>
+          <w:color w:val="000000" w:themeColor="text1"/>
+          <w:sz w:val="28"/>
+          <w:szCs w:val="28"/>
+        </w:rPr>
+      </w:pPr>
+    </w:p>
+    <w:p>
+      <w:pPr>
+        <w:spacing w:after="0" w:line="240" w:lineRule="auto"/>
+        <w:rPr>
+          <w:rFonts w:ascii="Times New Roman" w:hAnsi="Times New Roman" w:cs="Times New Roman"/>
+          <w:color w:val="000000" w:themeColor="text1"/>
+          <w:sz w:val="28"/>
+          <w:szCs w:val="28"/>
+        </w:rPr>
+      </w:pPr>
+    </w:p>
+    <w:p>
+      <w:pPr>
+        <w:spacing w:after="0" w:line="240" w:lineRule="auto"/>
+        <w:rPr>
+          <w:rFonts w:ascii="Times New Roman" w:hAnsi="Times New Roman" w:cs="Times New Roman"/>
+          <w:color w:val="000000" w:themeColor="text1"/>
+          <w:sz w:val="28"/>
+          <w:szCs w:val="28"/>
+        </w:rPr>
+      </w:pPr>
+    </w:p>
+    <w:p>
+      <w:pPr>
+        <w:spacing w:after="0" w:line="240" w:lineRule="auto"/>
+        <w:rPr>
+          <w:rFonts w:ascii="Times New Roman" w:hAnsi="Times New Roman" w:cs="Times New Roman"/>
           <w:b/>
           <w:bCs/>
           <w:color w:val="000000" w:themeColor="text1"/>
@@ -625,19 +856,19 @@
         <w:tblLook w:val="04A0" w:firstRow="1" w:lastRow="0" w:firstColumn="1" w:lastColumn="0" w:noHBand="0" w:noVBand="1"/>
       </w:tblPr>
       <w:tblGrid>
-        <w:gridCol w:w="2018"/>
-        <w:gridCol w:w="2271"/>
+        <w:gridCol w:w="1994"/>
+        <w:gridCol w:w="2244"/>
+        <w:gridCol w:w="797"/>
+        <w:gridCol w:w="697"/>
+        <w:gridCol w:w="718"/>
+        <w:gridCol w:w="718"/>
+        <w:gridCol w:w="697"/>
+        <w:gridCol w:w="782"/>
+        <w:gridCol w:w="794"/>
         <w:gridCol w:w="806"/>
-        <w:gridCol w:w="705"/>
-        <w:gridCol w:w="726"/>
-        <w:gridCol w:w="726"/>
-        <w:gridCol w:w="705"/>
-        <w:gridCol w:w="791"/>
-        <w:gridCol w:w="803"/>
-        <w:gridCol w:w="816"/>
-        <w:gridCol w:w="1250"/>
-        <w:gridCol w:w="1370"/>
-        <w:gridCol w:w="2401"/>
+        <w:gridCol w:w="1235"/>
+        <w:gridCol w:w="1354"/>
+        <w:gridCol w:w="2372"/>
       </w:tblGrid>
       <w:tr>
         <w:trPr>
@@ -1980,32 +2211,259 @@
         </w:trPr>
         <w:tc>
           <w:tcPr>
-            <w:tcW w:w="5000" w:type="pct"/>
-            <w:gridSpan w:val="13"/>
+            <w:tcW w:w="656" w:type="pct"/>
             <w:shd w:val="clear" w:color="auto" w:fill="auto"/>
             <w:vAlign w:val="center"/>
           </w:tcPr>
           <w:p>
             <w:pPr>
               <w:spacing w:before="40" w:after="0" w:line="240" w:lineRule="auto"/>
-              <w:rPr>
-                <w:rFonts w:ascii="Times New Roman" w:hAnsi="Times New Roman" w:cs="Times New Roman"/>
-                <w:color w:val="000000" w:themeColor="text1"/>
-                <w:sz w:val="28"/>
-                <w:szCs w:val="28"/>
-                <w:lang w:val="fr-FR" w:eastAsia="fr-FR"/>
-              </w:rPr>
-            </w:pPr>
-            <w:r>
-              <w:rPr>
-                <w:rFonts w:ascii="Times New Roman" w:hAnsi="Times New Roman" w:cs="Times New Roman"/>
-                <w:color w:val="000000" w:themeColor="text1"/>
-                <w:sz w:val="28"/>
-                <w:szCs w:val="28"/>
-                <w:lang w:eastAsia="fr-FR"/>
-              </w:rPr>
-              <w:t>{% endfor %}</w:t>
-            </w:r>
+              <w:jc w:val="both"/>
+              <w:rPr>
+                <w:rFonts w:ascii="Times New Roman" w:hAnsi="Times New Roman" w:cs="Times New Roman"/>
+                <w:b/>
+                <w:iCs/>
+                <w:color w:val="000000" w:themeColor="text1"/>
+                <w:sz w:val="24"/>
+                <w:szCs w:val="24"/>
+              </w:rPr>
+            </w:pPr>
+          </w:p>
+        </w:tc>
+        <w:tc>
+          <w:tcPr>
+            <w:tcW w:w="738" w:type="pct"/>
+            <w:vAlign w:val="center"/>
+          </w:tcPr>
+          <w:p>
+            <w:pPr>
+              <w:spacing w:before="40" w:after="0" w:line="240" w:lineRule="auto"/>
+              <w:jc w:val="both"/>
+              <w:rPr>
+                <w:rFonts w:ascii="Times New Roman" w:hAnsi="Times New Roman" w:cs="Times New Roman"/>
+                <w:b/>
+                <w:color w:val="000000" w:themeColor="text1"/>
+                <w:sz w:val="24"/>
+                <w:szCs w:val="24"/>
+              </w:rPr>
+            </w:pPr>
+          </w:p>
+        </w:tc>
+        <w:tc>
+          <w:tcPr>
+            <w:tcW w:w="262" w:type="pct"/>
+            <w:shd w:val="clear" w:color="auto" w:fill="auto"/>
+            <w:vAlign w:val="center"/>
+          </w:tcPr>
+          <w:p>
+            <w:pPr>
+              <w:spacing w:before="40" w:after="0" w:line="240" w:lineRule="auto"/>
+              <w:jc w:val="both"/>
+              <w:rPr>
+                <w:rFonts w:ascii="Times New Roman" w:hAnsi="Times New Roman" w:cs="Times New Roman"/>
+                <w:b/>
+                <w:color w:val="000000" w:themeColor="text1"/>
+                <w:sz w:val="24"/>
+                <w:szCs w:val="24"/>
+              </w:rPr>
+            </w:pPr>
+          </w:p>
+        </w:tc>
+        <w:tc>
+          <w:tcPr>
+            <w:tcW w:w="229" w:type="pct"/>
+            <w:shd w:val="clear" w:color="auto" w:fill="auto"/>
+            <w:vAlign w:val="center"/>
+          </w:tcPr>
+          <w:p>
+            <w:pPr>
+              <w:spacing w:before="40" w:after="0" w:line="240" w:lineRule="auto"/>
+              <w:jc w:val="both"/>
+              <w:rPr>
+                <w:rFonts w:ascii="Times New Roman" w:hAnsi="Times New Roman" w:cs="Times New Roman"/>
+                <w:b/>
+                <w:color w:val="000000" w:themeColor="text1"/>
+                <w:sz w:val="24"/>
+                <w:szCs w:val="24"/>
+              </w:rPr>
+            </w:pPr>
+          </w:p>
+        </w:tc>
+        <w:tc>
+          <w:tcPr>
+            <w:tcW w:w="236" w:type="pct"/>
+            <w:shd w:val="clear" w:color="auto" w:fill="auto"/>
+            <w:vAlign w:val="center"/>
+          </w:tcPr>
+          <w:p>
+            <w:pPr>
+              <w:spacing w:before="40" w:after="0" w:line="240" w:lineRule="auto"/>
+              <w:jc w:val="both"/>
+              <w:rPr>
+                <w:rFonts w:ascii="Times New Roman" w:hAnsi="Times New Roman" w:cs="Times New Roman"/>
+                <w:b/>
+                <w:color w:val="000000" w:themeColor="text1"/>
+                <w:sz w:val="24"/>
+                <w:szCs w:val="24"/>
+              </w:rPr>
+            </w:pPr>
+          </w:p>
+        </w:tc>
+        <w:tc>
+          <w:tcPr>
+            <w:tcW w:w="236" w:type="pct"/>
+            <w:shd w:val="clear" w:color="auto" w:fill="auto"/>
+            <w:vAlign w:val="center"/>
+          </w:tcPr>
+          <w:p>
+            <w:pPr>
+              <w:spacing w:before="40" w:after="0" w:line="240" w:lineRule="auto"/>
+              <w:jc w:val="both"/>
+              <w:rPr>
+                <w:rFonts w:ascii="Times New Roman" w:hAnsi="Times New Roman" w:cs="Times New Roman"/>
+                <w:b/>
+                <w:color w:val="000000" w:themeColor="text1"/>
+                <w:sz w:val="24"/>
+                <w:szCs w:val="24"/>
+              </w:rPr>
+            </w:pPr>
+          </w:p>
+        </w:tc>
+        <w:tc>
+          <w:tcPr>
+            <w:tcW w:w="229" w:type="pct"/>
+            <w:shd w:val="clear" w:color="auto" w:fill="auto"/>
+            <w:vAlign w:val="center"/>
+          </w:tcPr>
+          <w:p>
+            <w:pPr>
+              <w:spacing w:before="40" w:after="0" w:line="240" w:lineRule="auto"/>
+              <w:jc w:val="both"/>
+              <w:rPr>
+                <w:rFonts w:ascii="Times New Roman" w:hAnsi="Times New Roman" w:cs="Times New Roman"/>
+                <w:b/>
+                <w:color w:val="000000" w:themeColor="text1"/>
+                <w:sz w:val="24"/>
+                <w:szCs w:val="24"/>
+              </w:rPr>
+            </w:pPr>
+          </w:p>
+        </w:tc>
+        <w:tc>
+          <w:tcPr>
+            <w:tcW w:w="257" w:type="pct"/>
+            <w:shd w:val="clear" w:color="auto" w:fill="auto"/>
+            <w:vAlign w:val="center"/>
+          </w:tcPr>
+          <w:p>
+            <w:pPr>
+              <w:spacing w:before="40" w:after="0" w:line="240" w:lineRule="auto"/>
+              <w:jc w:val="both"/>
+              <w:rPr>
+                <w:rFonts w:ascii="Times New Roman" w:hAnsi="Times New Roman" w:cs="Times New Roman"/>
+                <w:b/>
+                <w:color w:val="000000" w:themeColor="text1"/>
+                <w:sz w:val="24"/>
+                <w:szCs w:val="24"/>
+              </w:rPr>
+            </w:pPr>
+          </w:p>
+        </w:tc>
+        <w:tc>
+          <w:tcPr>
+            <w:tcW w:w="261" w:type="pct"/>
+            <w:shd w:val="clear" w:color="auto" w:fill="auto"/>
+            <w:vAlign w:val="center"/>
+          </w:tcPr>
+          <w:p>
+            <w:pPr>
+              <w:spacing w:before="40" w:after="0" w:line="240" w:lineRule="auto"/>
+              <w:jc w:val="both"/>
+              <w:rPr>
+                <w:rFonts w:ascii="Times New Roman" w:hAnsi="Times New Roman" w:cs="Times New Roman"/>
+                <w:b/>
+                <w:color w:val="000000" w:themeColor="text1"/>
+                <w:sz w:val="24"/>
+                <w:szCs w:val="24"/>
+              </w:rPr>
+            </w:pPr>
+          </w:p>
+        </w:tc>
+        <w:tc>
+          <w:tcPr>
+            <w:tcW w:w="265" w:type="pct"/>
+            <w:shd w:val="clear" w:color="auto" w:fill="auto"/>
+            <w:vAlign w:val="center"/>
+          </w:tcPr>
+          <w:p>
+            <w:pPr>
+              <w:spacing w:before="40" w:after="0" w:line="240" w:lineRule="auto"/>
+              <w:jc w:val="both"/>
+              <w:rPr>
+                <w:rFonts w:ascii="Times New Roman" w:hAnsi="Times New Roman" w:cs="Times New Roman"/>
+                <w:b/>
+                <w:color w:val="000000" w:themeColor="text1"/>
+                <w:sz w:val="24"/>
+                <w:szCs w:val="24"/>
+              </w:rPr>
+            </w:pPr>
+          </w:p>
+        </w:tc>
+        <w:tc>
+          <w:tcPr>
+            <w:tcW w:w="406" w:type="pct"/>
+            <w:vAlign w:val="center"/>
+          </w:tcPr>
+          <w:p>
+            <w:pPr>
+              <w:spacing w:before="40" w:after="0" w:line="240" w:lineRule="auto"/>
+              <w:jc w:val="center"/>
+              <w:rPr>
+                <w:rFonts w:ascii="Times New Roman" w:hAnsi="Times New Roman" w:cs="Times New Roman"/>
+                <w:b/>
+                <w:color w:val="000000" w:themeColor="text1"/>
+                <w:sz w:val="24"/>
+                <w:szCs w:val="24"/>
+              </w:rPr>
+            </w:pPr>
+          </w:p>
+        </w:tc>
+        <w:tc>
+          <w:tcPr>
+            <w:tcW w:w="445" w:type="pct"/>
+            <w:vAlign w:val="center"/>
+          </w:tcPr>
+          <w:p>
+            <w:pPr>
+              <w:spacing w:before="40" w:after="0" w:line="240" w:lineRule="auto"/>
+              <w:jc w:val="center"/>
+              <w:rPr>
+                <w:rFonts w:ascii="Times New Roman" w:hAnsi="Times New Roman" w:cs="Times New Roman"/>
+                <w:b/>
+                <w:color w:val="000000" w:themeColor="text1"/>
+                <w:sz w:val="24"/>
+                <w:szCs w:val="24"/>
+              </w:rPr>
+            </w:pPr>
+          </w:p>
+        </w:tc>
+        <w:tc>
+          <w:tcPr>
+            <w:tcW w:w="780" w:type="pct"/>
+            <w:vAlign w:val="center"/>
+          </w:tcPr>
+          <w:p>
+            <w:pPr>
+              <w:spacing w:before="40" w:after="0" w:line="240" w:lineRule="auto"/>
+              <w:jc w:val="both"/>
+              <w:rPr>
+                <w:rFonts w:ascii="Times New Roman" w:hAnsi="Times New Roman" w:cs="Times New Roman"/>
+                <w:b/>
+                <w:color w:val="000000" w:themeColor="text1"/>
+                <w:sz w:val="24"/>
+                <w:szCs w:val="24"/>
+              </w:rPr>
+            </w:pPr>
           </w:p>
         </w:tc>
       </w:tr>
@@ -2016,289 +2474,32 @@
         </w:trPr>
         <w:tc>
           <w:tcPr>
-            <w:tcW w:w="656" w:type="pct"/>
+            <w:tcW w:w="5000" w:type="pct"/>
+            <w:gridSpan w:val="13"/>
             <w:shd w:val="clear" w:color="auto" w:fill="auto"/>
             <w:vAlign w:val="center"/>
           </w:tcPr>
           <w:p>
             <w:pPr>
               <w:spacing w:before="40" w:after="0" w:line="240" w:lineRule="auto"/>
-              <w:jc w:val="center"/>
-              <w:rPr>
-                <w:rFonts w:ascii="Times New Roman" w:hAnsi="Times New Roman" w:cs="Times New Roman"/>
-                <w:b/>
-                <w:bCs/>
-                <w:color w:val="000000" w:themeColor="text1"/>
-                <w:sz w:val="28"/>
-                <w:szCs w:val="28"/>
-                <w:lang w:val="nl-NL" w:eastAsia="fr-FR"/>
-              </w:rPr>
-            </w:pPr>
-            <w:r>
-              <w:rPr>
-                <w:rFonts w:ascii="Times New Roman" w:hAnsi="Times New Roman" w:cs="Times New Roman"/>
-                <w:b/>
-                <w:bCs/>
-                <w:color w:val="000000" w:themeColor="text1"/>
-                <w:sz w:val="28"/>
-                <w:szCs w:val="28"/>
-                <w:lang w:val="nl-NL" w:eastAsia="fr-FR"/>
-              </w:rPr>
-              <w:t>Tổng câu</w:t>
-            </w:r>
-          </w:p>
-        </w:tc>
-        <w:tc>
-          <w:tcPr>
-            <w:tcW w:w="738" w:type="pct"/>
-            <w:vAlign w:val="center"/>
-          </w:tcPr>
-          <w:p>
-            <w:pPr>
-              <w:spacing w:before="40" w:after="0" w:line="240" w:lineRule="auto"/>
-              <w:jc w:val="center"/>
-              <w:rPr>
-                <w:rFonts w:ascii="Times New Roman" w:hAnsi="Times New Roman" w:cs="Times New Roman"/>
-                <w:b/>
+              <w:rPr>
+                <w:rFonts w:ascii="Times New Roman" w:hAnsi="Times New Roman" w:cs="Times New Roman"/>
                 <w:color w:val="000000" w:themeColor="text1"/>
                 <w:sz w:val="28"/>
                 <w:szCs w:val="28"/>
                 <w:lang w:val="fr-FR" w:eastAsia="fr-FR"/>
               </w:rPr>
             </w:pPr>
-          </w:p>
-        </w:tc>
-        <w:tc>
-          <w:tcPr>
-            <w:tcW w:w="262" w:type="pct"/>
-            <w:shd w:val="clear" w:color="auto" w:fill="auto"/>
-            <w:vAlign w:val="center"/>
-          </w:tcPr>
-          <w:p>
-            <w:pPr>
-              <w:spacing w:before="40" w:after="0" w:line="240" w:lineRule="auto"/>
-              <w:jc w:val="center"/>
-              <w:rPr>
-                <w:rFonts w:ascii="Times New Roman" w:hAnsi="Times New Roman" w:cs="Times New Roman"/>
-                <w:b/>
-                <w:color w:val="000000" w:themeColor="text1"/>
-                <w:sz w:val="28"/>
-                <w:szCs w:val="28"/>
-                <w:lang w:val="fr-FR" w:eastAsia="fr-FR"/>
-              </w:rPr>
-            </w:pPr>
-          </w:p>
-        </w:tc>
-        <w:tc>
-          <w:tcPr>
-            <w:tcW w:w="229" w:type="pct"/>
-            <w:shd w:val="clear" w:color="auto" w:fill="auto"/>
-            <w:vAlign w:val="center"/>
-          </w:tcPr>
-          <w:p>
-            <w:pPr>
-              <w:spacing w:before="40" w:after="0" w:line="240" w:lineRule="auto"/>
-              <w:jc w:val="center"/>
-              <w:rPr>
-                <w:rFonts w:ascii="Times New Roman" w:hAnsi="Times New Roman" w:cs="Times New Roman"/>
-                <w:b/>
-                <w:bCs/>
-                <w:color w:val="000000" w:themeColor="text1"/>
-                <w:sz w:val="28"/>
-                <w:szCs w:val="28"/>
-                <w:lang w:val="fr-FR" w:eastAsia="fr-FR"/>
-              </w:rPr>
-            </w:pPr>
-          </w:p>
-        </w:tc>
-        <w:tc>
-          <w:tcPr>
-            <w:tcW w:w="236" w:type="pct"/>
-            <w:shd w:val="clear" w:color="auto" w:fill="auto"/>
-            <w:vAlign w:val="center"/>
-          </w:tcPr>
-          <w:p>
-            <w:pPr>
-              <w:spacing w:before="40" w:after="0" w:line="240" w:lineRule="auto"/>
-              <w:jc w:val="center"/>
-              <w:rPr>
-                <w:rFonts w:ascii="Times New Roman" w:hAnsi="Times New Roman" w:cs="Times New Roman"/>
-                <w:b/>
-                <w:color w:val="000000" w:themeColor="text1"/>
-                <w:sz w:val="28"/>
-                <w:szCs w:val="28"/>
-                <w:lang w:val="fr-FR" w:eastAsia="fr-FR"/>
-              </w:rPr>
-            </w:pPr>
-          </w:p>
-        </w:tc>
-        <w:tc>
-          <w:tcPr>
-            <w:tcW w:w="236" w:type="pct"/>
-            <w:shd w:val="clear" w:color="auto" w:fill="auto"/>
-            <w:vAlign w:val="center"/>
-          </w:tcPr>
-          <w:p>
-            <w:pPr>
-              <w:spacing w:before="40" w:after="0" w:line="240" w:lineRule="auto"/>
-              <w:jc w:val="center"/>
-              <w:rPr>
-                <w:rFonts w:ascii="Times New Roman" w:hAnsi="Times New Roman" w:cs="Times New Roman"/>
-                <w:b/>
-                <w:bCs/>
-                <w:color w:val="000000" w:themeColor="text1"/>
-                <w:sz w:val="28"/>
-                <w:szCs w:val="28"/>
-                <w:lang w:val="fr-FR" w:eastAsia="fr-FR"/>
-              </w:rPr>
-            </w:pPr>
-          </w:p>
-        </w:tc>
-        <w:tc>
-          <w:tcPr>
-            <w:tcW w:w="229" w:type="pct"/>
-            <w:shd w:val="clear" w:color="auto" w:fill="auto"/>
-            <w:vAlign w:val="center"/>
-          </w:tcPr>
-          <w:p>
-            <w:pPr>
-              <w:spacing w:before="40" w:after="0" w:line="240" w:lineRule="auto"/>
-              <w:jc w:val="center"/>
-              <w:rPr>
-                <w:rFonts w:ascii="Times New Roman" w:hAnsi="Times New Roman" w:cs="Times New Roman"/>
-                <w:b/>
-                <w:color w:val="000000" w:themeColor="text1"/>
-                <w:sz w:val="28"/>
-                <w:szCs w:val="28"/>
-                <w:lang w:val="fr-FR" w:eastAsia="fr-FR"/>
-              </w:rPr>
-            </w:pPr>
-          </w:p>
-        </w:tc>
-        <w:tc>
-          <w:tcPr>
-            <w:tcW w:w="257" w:type="pct"/>
-            <w:shd w:val="clear" w:color="auto" w:fill="auto"/>
-            <w:vAlign w:val="center"/>
-          </w:tcPr>
-          <w:p>
-            <w:pPr>
-              <w:spacing w:before="40" w:after="0" w:line="240" w:lineRule="auto"/>
-              <w:jc w:val="center"/>
-              <w:rPr>
-                <w:rFonts w:ascii="Times New Roman" w:hAnsi="Times New Roman" w:cs="Times New Roman"/>
-                <w:b/>
-                <w:bCs/>
-                <w:color w:val="000000" w:themeColor="text1"/>
-                <w:sz w:val="28"/>
-                <w:szCs w:val="28"/>
-                <w:lang w:val="fr-FR" w:eastAsia="fr-FR"/>
-              </w:rPr>
-            </w:pPr>
-          </w:p>
-        </w:tc>
-        <w:tc>
-          <w:tcPr>
-            <w:tcW w:w="261" w:type="pct"/>
-            <w:shd w:val="clear" w:color="auto" w:fill="auto"/>
-            <w:vAlign w:val="center"/>
-          </w:tcPr>
-          <w:p>
-            <w:pPr>
-              <w:spacing w:before="40" w:after="0" w:line="240" w:lineRule="auto"/>
-              <w:jc w:val="center"/>
-              <w:rPr>
-                <w:rFonts w:ascii="Times New Roman" w:hAnsi="Times New Roman" w:cs="Times New Roman"/>
-                <w:b/>
-                <w:color w:val="000000" w:themeColor="text1"/>
-                <w:sz w:val="28"/>
-                <w:szCs w:val="28"/>
-                <w:lang w:val="fr-FR" w:eastAsia="fr-FR"/>
-              </w:rPr>
-            </w:pPr>
-          </w:p>
-        </w:tc>
-        <w:tc>
-          <w:tcPr>
-            <w:tcW w:w="265" w:type="pct"/>
-            <w:shd w:val="clear" w:color="auto" w:fill="auto"/>
-            <w:vAlign w:val="center"/>
-          </w:tcPr>
-          <w:p>
-            <w:pPr>
-              <w:spacing w:before="40" w:after="0" w:line="240" w:lineRule="auto"/>
-              <w:jc w:val="center"/>
-              <w:rPr>
-                <w:rFonts w:ascii="Times New Roman" w:hAnsi="Times New Roman" w:cs="Times New Roman"/>
-                <w:b/>
-                <w:bCs/>
-                <w:color w:val="000000" w:themeColor="text1"/>
-                <w:sz w:val="28"/>
-                <w:szCs w:val="28"/>
-                <w:lang w:val="fr-FR" w:eastAsia="fr-FR"/>
-              </w:rPr>
-            </w:pPr>
-          </w:p>
-        </w:tc>
-        <w:tc>
-          <w:tcPr>
-            <w:tcW w:w="406" w:type="pct"/>
-            <w:vAlign w:val="center"/>
-          </w:tcPr>
-          <w:p>
-            <w:pPr>
-              <w:spacing w:before="40" w:after="0" w:line="240" w:lineRule="auto"/>
-              <w:jc w:val="center"/>
-              <w:rPr>
-                <w:rFonts w:ascii="Times New Roman" w:hAnsi="Times New Roman" w:cs="Times New Roman"/>
-                <w:b/>
-                <w:color w:val="000000" w:themeColor="text1"/>
-                <w:sz w:val="28"/>
-                <w:szCs w:val="28"/>
-                <w:lang w:val="fr-FR" w:eastAsia="fr-FR"/>
-              </w:rPr>
-            </w:pPr>
-          </w:p>
-        </w:tc>
-        <w:tc>
-          <w:tcPr>
-            <w:tcW w:w="445" w:type="pct"/>
-            <w:vAlign w:val="center"/>
-          </w:tcPr>
-          <w:p>
-            <w:pPr>
-              <w:spacing w:before="40" w:after="0" w:line="240" w:lineRule="auto"/>
-              <w:jc w:val="center"/>
-              <w:rPr>
-                <w:rFonts w:ascii="Times New Roman" w:hAnsi="Times New Roman" w:cs="Times New Roman"/>
-                <w:b/>
-                <w:color w:val="000000" w:themeColor="text1"/>
-                <w:sz w:val="28"/>
-                <w:szCs w:val="28"/>
-                <w:lang w:val="fr-FR" w:eastAsia="fr-FR"/>
-              </w:rPr>
-            </w:pPr>
-          </w:p>
-        </w:tc>
-        <w:tc>
-          <w:tcPr>
-            <w:tcW w:w="780" w:type="pct"/>
-            <w:vAlign w:val="center"/>
-          </w:tcPr>
-          <w:p>
-            <w:pPr>
-              <w:spacing w:before="40" w:after="0" w:line="240" w:lineRule="auto"/>
-              <w:jc w:val="center"/>
-              <w:rPr>
-                <w:rFonts w:ascii="Times New Roman" w:hAnsi="Times New Roman" w:cs="Times New Roman"/>
-                <w:b/>
-                <w:bCs/>
-                <w:color w:val="000000" w:themeColor="text1"/>
-                <w:sz w:val="28"/>
-                <w:szCs w:val="28"/>
-                <w:lang w:val="fr-FR" w:eastAsia="fr-FR"/>
-              </w:rPr>
-            </w:pPr>
+            <w:r>
+              <w:rPr>
+                <w:rFonts w:ascii="Times New Roman" w:hAnsi="Times New Roman" w:cs="Times New Roman"/>
+                <w:color w:val="000000" w:themeColor="text1"/>
+                <w:sz w:val="28"/>
+                <w:szCs w:val="28"/>
+                <w:lang w:eastAsia="fr-FR"/>
+              </w:rPr>
+              <w:t>{% endfor %}</w:t>
+            </w:r>
           </w:p>
         </w:tc>
       </w:tr>
@@ -2320,22 +2521,24 @@
               <w:rPr>
                 <w:rFonts w:ascii="Times New Roman" w:hAnsi="Times New Roman" w:cs="Times New Roman"/>
                 <w:b/>
-                <w:color w:val="000000" w:themeColor="text1"/>
-                <w:sz w:val="28"/>
-                <w:szCs w:val="28"/>
-                <w:lang w:val="nl-NL"/>
-              </w:rPr>
-            </w:pPr>
-            <w:r>
-              <w:rPr>
-                <w:rFonts w:ascii="Times New Roman" w:hAnsi="Times New Roman" w:cs="Times New Roman"/>
-                <w:b/>
-                <w:color w:val="000000" w:themeColor="text1"/>
-                <w:sz w:val="28"/>
-                <w:szCs w:val="28"/>
-                <w:lang w:val="nl-NL"/>
-              </w:rPr>
-              <w:t>Tổng điểm</w:t>
+                <w:bCs/>
+                <w:color w:val="000000" w:themeColor="text1"/>
+                <w:sz w:val="28"/>
+                <w:szCs w:val="28"/>
+                <w:lang w:val="nl-NL" w:eastAsia="fr-FR"/>
+              </w:rPr>
+            </w:pPr>
+            <w:r>
+              <w:rPr>
+                <w:rFonts w:ascii="Times New Roman" w:hAnsi="Times New Roman" w:cs="Times New Roman"/>
+                <w:b/>
+                <w:bCs/>
+                <w:color w:val="000000" w:themeColor="text1"/>
+                <w:sz w:val="28"/>
+                <w:szCs w:val="28"/>
+                <w:lang w:val="nl-NL" w:eastAsia="fr-FR"/>
+              </w:rPr>
+              <w:t>Tổng câu</w:t>
             </w:r>
           </w:p>
         </w:tc>
@@ -2351,18 +2554,60 @@
               <w:rPr>
                 <w:rFonts w:ascii="Times New Roman" w:hAnsi="Times New Roman" w:cs="Times New Roman"/>
                 <w:b/>
+                <w:color w:val="000000" w:themeColor="text1"/>
+                <w:sz w:val="28"/>
+                <w:szCs w:val="28"/>
+                <w:lang w:val="fr-FR" w:eastAsia="fr-FR"/>
+              </w:rPr>
+            </w:pPr>
+          </w:p>
+        </w:tc>
+        <w:tc>
+          <w:tcPr>
+            <w:tcW w:w="262" w:type="pct"/>
+            <w:shd w:val="clear" w:color="auto" w:fill="auto"/>
+            <w:vAlign w:val="center"/>
+          </w:tcPr>
+          <w:p>
+            <w:pPr>
+              <w:spacing w:before="40" w:after="0" w:line="240" w:lineRule="auto"/>
+              <w:jc w:val="center"/>
+              <w:rPr>
+                <w:rFonts w:ascii="Times New Roman" w:hAnsi="Times New Roman" w:cs="Times New Roman"/>
+                <w:b/>
+                <w:color w:val="000000" w:themeColor="text1"/>
+                <w:sz w:val="28"/>
+                <w:szCs w:val="28"/>
+                <w:lang w:val="fr-FR" w:eastAsia="fr-FR"/>
+              </w:rPr>
+            </w:pPr>
+          </w:p>
+        </w:tc>
+        <w:tc>
+          <w:tcPr>
+            <w:tcW w:w="229" w:type="pct"/>
+            <w:shd w:val="clear" w:color="auto" w:fill="auto"/>
+            <w:vAlign w:val="center"/>
+          </w:tcPr>
+          <w:p>
+            <w:pPr>
+              <w:spacing w:before="40" w:after="0" w:line="240" w:lineRule="auto"/>
+              <w:jc w:val="center"/>
+              <w:rPr>
+                <w:rFonts w:ascii="Times New Roman" w:hAnsi="Times New Roman" w:cs="Times New Roman"/>
+                <w:b/>
                 <w:bCs/>
                 <w:color w:val="000000" w:themeColor="text1"/>
                 <w:sz w:val="28"/>
                 <w:szCs w:val="28"/>
-                <w:lang w:val="nl-NL" w:eastAsia="fr-FR"/>
-              </w:rPr>
-            </w:pPr>
-          </w:p>
-        </w:tc>
-        <w:tc>
-          <w:tcPr>
-            <w:tcW w:w="262" w:type="pct"/>
+                <w:lang w:val="fr-FR" w:eastAsia="fr-FR"/>
+              </w:rPr>
+            </w:pPr>
+          </w:p>
+        </w:tc>
+        <w:tc>
+          <w:tcPr>
+            <w:tcW w:w="236" w:type="pct"/>
             <w:shd w:val="clear" w:color="auto" w:fill="auto"/>
             <w:vAlign w:val="center"/>
           </w:tcPr>
@@ -2373,11 +2618,32 @@
               <w:rPr>
                 <w:rFonts w:ascii="Times New Roman" w:hAnsi="Times New Roman" w:cs="Times New Roman"/>
                 <w:b/>
+                <w:color w:val="000000" w:themeColor="text1"/>
+                <w:sz w:val="28"/>
+                <w:szCs w:val="28"/>
+                <w:lang w:val="fr-FR" w:eastAsia="fr-FR"/>
+              </w:rPr>
+            </w:pPr>
+          </w:p>
+        </w:tc>
+        <w:tc>
+          <w:tcPr>
+            <w:tcW w:w="236" w:type="pct"/>
+            <w:shd w:val="clear" w:color="auto" w:fill="auto"/>
+            <w:vAlign w:val="center"/>
+          </w:tcPr>
+          <w:p>
+            <w:pPr>
+              <w:spacing w:before="40" w:after="0" w:line="240" w:lineRule="auto"/>
+              <w:jc w:val="center"/>
+              <w:rPr>
+                <w:rFonts w:ascii="Times New Roman" w:hAnsi="Times New Roman" w:cs="Times New Roman"/>
+                <w:b/>
                 <w:bCs/>
                 <w:color w:val="000000" w:themeColor="text1"/>
                 <w:sz w:val="28"/>
                 <w:szCs w:val="28"/>
-                <w:lang w:val="nl-NL" w:eastAsia="fr-FR"/>
+                <w:lang w:val="fr-FR" w:eastAsia="fr-FR"/>
               </w:rPr>
             </w:pPr>
           </w:p>
@@ -2395,18 +2661,39 @@
               <w:rPr>
                 <w:rFonts w:ascii="Times New Roman" w:hAnsi="Times New Roman" w:cs="Times New Roman"/>
                 <w:b/>
+                <w:color w:val="000000" w:themeColor="text1"/>
+                <w:sz w:val="28"/>
+                <w:szCs w:val="28"/>
+                <w:lang w:val="fr-FR" w:eastAsia="fr-FR"/>
+              </w:rPr>
+            </w:pPr>
+          </w:p>
+        </w:tc>
+        <w:tc>
+          <w:tcPr>
+            <w:tcW w:w="257" w:type="pct"/>
+            <w:shd w:val="clear" w:color="auto" w:fill="auto"/>
+            <w:vAlign w:val="center"/>
+          </w:tcPr>
+          <w:p>
+            <w:pPr>
+              <w:spacing w:before="40" w:after="0" w:line="240" w:lineRule="auto"/>
+              <w:jc w:val="center"/>
+              <w:rPr>
+                <w:rFonts w:ascii="Times New Roman" w:hAnsi="Times New Roman" w:cs="Times New Roman"/>
+                <w:b/>
                 <w:bCs/>
                 <w:color w:val="000000" w:themeColor="text1"/>
                 <w:sz w:val="28"/>
                 <w:szCs w:val="28"/>
-                <w:lang w:val="nl-NL" w:eastAsia="fr-FR"/>
-              </w:rPr>
-            </w:pPr>
-          </w:p>
-        </w:tc>
-        <w:tc>
-          <w:tcPr>
-            <w:tcW w:w="236" w:type="pct"/>
+                <w:lang w:val="fr-FR" w:eastAsia="fr-FR"/>
+              </w:rPr>
+            </w:pPr>
+          </w:p>
+        </w:tc>
+        <w:tc>
+          <w:tcPr>
+            <w:tcW w:w="261" w:type="pct"/>
             <w:shd w:val="clear" w:color="auto" w:fill="auto"/>
             <w:vAlign w:val="center"/>
           </w:tcPr>
@@ -2417,19 +2704,39 @@
               <w:rPr>
                 <w:rFonts w:ascii="Times New Roman" w:hAnsi="Times New Roman" w:cs="Times New Roman"/>
                 <w:b/>
+                <w:color w:val="000000" w:themeColor="text1"/>
+                <w:sz w:val="28"/>
+                <w:szCs w:val="28"/>
+                <w:lang w:val="fr-FR" w:eastAsia="fr-FR"/>
+              </w:rPr>
+            </w:pPr>
+          </w:p>
+        </w:tc>
+        <w:tc>
+          <w:tcPr>
+            <w:tcW w:w="265" w:type="pct"/>
+            <w:shd w:val="clear" w:color="auto" w:fill="auto"/>
+            <w:vAlign w:val="center"/>
+          </w:tcPr>
+          <w:p>
+            <w:pPr>
+              <w:spacing w:before="40" w:after="0" w:line="240" w:lineRule="auto"/>
+              <w:jc w:val="center"/>
+              <w:rPr>
+                <w:rFonts w:ascii="Times New Roman" w:hAnsi="Times New Roman" w:cs="Times New Roman"/>
+                <w:b/>
                 <w:bCs/>
                 <w:color w:val="000000" w:themeColor="text1"/>
                 <w:sz w:val="28"/>
                 <w:szCs w:val="28"/>
-                <w:lang w:val="nl-NL" w:eastAsia="fr-FR"/>
-              </w:rPr>
-            </w:pPr>
-          </w:p>
-        </w:tc>
-        <w:tc>
-          <w:tcPr>
-            <w:tcW w:w="236" w:type="pct"/>
-            <w:shd w:val="clear" w:color="auto" w:fill="auto"/>
+                <w:lang w:val="fr-FR" w:eastAsia="fr-FR"/>
+              </w:rPr>
+            </w:pPr>
+          </w:p>
+        </w:tc>
+        <w:tc>
+          <w:tcPr>
+            <w:tcW w:w="406" w:type="pct"/>
             <w:vAlign w:val="center"/>
           </w:tcPr>
           <w:p>
@@ -2439,159 +2746,51 @@
               <w:rPr>
                 <w:rFonts w:ascii="Times New Roman" w:hAnsi="Times New Roman" w:cs="Times New Roman"/>
                 <w:b/>
+                <w:color w:val="000000" w:themeColor="text1"/>
+                <w:sz w:val="28"/>
+                <w:szCs w:val="28"/>
+                <w:lang w:val="fr-FR" w:eastAsia="fr-FR"/>
+              </w:rPr>
+            </w:pPr>
+          </w:p>
+        </w:tc>
+        <w:tc>
+          <w:tcPr>
+            <w:tcW w:w="445" w:type="pct"/>
+            <w:vAlign w:val="center"/>
+          </w:tcPr>
+          <w:p>
+            <w:pPr>
+              <w:spacing w:before="40" w:after="0" w:line="240" w:lineRule="auto"/>
+              <w:jc w:val="center"/>
+              <w:rPr>
+                <w:rFonts w:ascii="Times New Roman" w:hAnsi="Times New Roman" w:cs="Times New Roman"/>
+                <w:b/>
+                <w:color w:val="000000" w:themeColor="text1"/>
+                <w:sz w:val="28"/>
+                <w:szCs w:val="28"/>
+                <w:lang w:val="fr-FR" w:eastAsia="fr-FR"/>
+              </w:rPr>
+            </w:pPr>
+          </w:p>
+        </w:tc>
+        <w:tc>
+          <w:tcPr>
+            <w:tcW w:w="780" w:type="pct"/>
+            <w:vAlign w:val="center"/>
+          </w:tcPr>
+          <w:p>
+            <w:pPr>
+              <w:spacing w:before="40" w:after="0" w:line="240" w:lineRule="auto"/>
+              <w:jc w:val="center"/>
+              <w:rPr>
+                <w:rFonts w:ascii="Times New Roman" w:hAnsi="Times New Roman" w:cs="Times New Roman"/>
+                <w:b/>
                 <w:bCs/>
                 <w:color w:val="000000" w:themeColor="text1"/>
                 <w:sz w:val="28"/>
                 <w:szCs w:val="28"/>
-                <w:lang w:val="nl-NL" w:eastAsia="fr-FR"/>
-              </w:rPr>
-            </w:pPr>
-          </w:p>
-        </w:tc>
-        <w:tc>
-          <w:tcPr>
-            <w:tcW w:w="229" w:type="pct"/>
-            <w:shd w:val="clear" w:color="auto" w:fill="auto"/>
-            <w:vAlign w:val="center"/>
-          </w:tcPr>
-          <w:p>
-            <w:pPr>
-              <w:spacing w:before="40" w:after="0" w:line="240" w:lineRule="auto"/>
-              <w:jc w:val="center"/>
-              <w:rPr>
-                <w:rFonts w:ascii="Times New Roman" w:hAnsi="Times New Roman" w:cs="Times New Roman"/>
-                <w:b/>
-                <w:bCs/>
-                <w:color w:val="000000" w:themeColor="text1"/>
-                <w:sz w:val="28"/>
-                <w:szCs w:val="28"/>
-                <w:lang w:val="nl-NL" w:eastAsia="fr-FR"/>
-              </w:rPr>
-            </w:pPr>
-          </w:p>
-        </w:tc>
-        <w:tc>
-          <w:tcPr>
-            <w:tcW w:w="257" w:type="pct"/>
-            <w:shd w:val="clear" w:color="auto" w:fill="auto"/>
-            <w:vAlign w:val="center"/>
-          </w:tcPr>
-          <w:p>
-            <w:pPr>
-              <w:spacing w:before="40" w:after="0" w:line="240" w:lineRule="auto"/>
-              <w:jc w:val="center"/>
-              <w:rPr>
-                <w:rFonts w:ascii="Times New Roman" w:hAnsi="Times New Roman" w:cs="Times New Roman"/>
-                <w:b/>
-                <w:bCs/>
-                <w:color w:val="000000" w:themeColor="text1"/>
-                <w:sz w:val="28"/>
-                <w:szCs w:val="28"/>
-                <w:lang w:val="nl-NL" w:eastAsia="fr-FR"/>
-              </w:rPr>
-            </w:pPr>
-          </w:p>
-        </w:tc>
-        <w:tc>
-          <w:tcPr>
-            <w:tcW w:w="261" w:type="pct"/>
-            <w:shd w:val="clear" w:color="auto" w:fill="auto"/>
-            <w:vAlign w:val="center"/>
-          </w:tcPr>
-          <w:p>
-            <w:pPr>
-              <w:spacing w:before="40" w:after="0" w:line="240" w:lineRule="auto"/>
-              <w:jc w:val="center"/>
-              <w:rPr>
-                <w:rFonts w:ascii="Times New Roman" w:hAnsi="Times New Roman" w:cs="Times New Roman"/>
-                <w:b/>
-                <w:bCs/>
-                <w:color w:val="000000" w:themeColor="text1"/>
-                <w:sz w:val="28"/>
-                <w:szCs w:val="28"/>
-                <w:lang w:val="nl-NL" w:eastAsia="fr-FR"/>
-              </w:rPr>
-            </w:pPr>
-          </w:p>
-        </w:tc>
-        <w:tc>
-          <w:tcPr>
-            <w:tcW w:w="265" w:type="pct"/>
-            <w:shd w:val="clear" w:color="auto" w:fill="auto"/>
-            <w:vAlign w:val="center"/>
-          </w:tcPr>
-          <w:p>
-            <w:pPr>
-              <w:spacing w:before="40" w:after="0" w:line="240" w:lineRule="auto"/>
-              <w:jc w:val="center"/>
-              <w:rPr>
-                <w:rFonts w:ascii="Times New Roman" w:hAnsi="Times New Roman" w:cs="Times New Roman"/>
-                <w:b/>
-                <w:bCs/>
-                <w:color w:val="000000" w:themeColor="text1"/>
-                <w:sz w:val="28"/>
-                <w:szCs w:val="28"/>
-                <w:lang w:val="nl-NL" w:eastAsia="fr-FR"/>
-              </w:rPr>
-            </w:pPr>
-          </w:p>
-        </w:tc>
-        <w:tc>
-          <w:tcPr>
-            <w:tcW w:w="406" w:type="pct"/>
-            <w:vAlign w:val="center"/>
-          </w:tcPr>
-          <w:p>
-            <w:pPr>
-              <w:spacing w:before="40" w:after="0" w:line="240" w:lineRule="auto"/>
-              <w:jc w:val="center"/>
-              <w:rPr>
-                <w:rFonts w:ascii="Times New Roman" w:hAnsi="Times New Roman" w:cs="Times New Roman"/>
-                <w:b/>
-                <w:color w:val="000000" w:themeColor="text1"/>
-                <w:sz w:val="28"/>
-                <w:szCs w:val="28"/>
-                <w:lang w:val="nl-NL" w:eastAsia="fr-FR"/>
-              </w:rPr>
-            </w:pPr>
-          </w:p>
-        </w:tc>
-        <w:tc>
-          <w:tcPr>
-            <w:tcW w:w="445" w:type="pct"/>
-            <w:vAlign w:val="center"/>
-          </w:tcPr>
-          <w:p>
-            <w:pPr>
-              <w:spacing w:before="40" w:after="0" w:line="240" w:lineRule="auto"/>
-              <w:jc w:val="center"/>
-              <w:rPr>
-                <w:rFonts w:ascii="Times New Roman" w:hAnsi="Times New Roman" w:cs="Times New Roman"/>
-                <w:b/>
-                <w:color w:val="000000" w:themeColor="text1"/>
-                <w:sz w:val="28"/>
-                <w:szCs w:val="28"/>
-                <w:lang w:val="nl-NL" w:eastAsia="fr-FR"/>
-              </w:rPr>
-            </w:pPr>
-          </w:p>
-        </w:tc>
-        <w:tc>
-          <w:tcPr>
-            <w:tcW w:w="780" w:type="pct"/>
-            <w:vAlign w:val="center"/>
-          </w:tcPr>
-          <w:p>
-            <w:pPr>
-              <w:spacing w:before="40" w:after="0" w:line="240" w:lineRule="auto"/>
-              <w:jc w:val="center"/>
-              <w:rPr>
-                <w:rFonts w:ascii="Times New Roman" w:hAnsi="Times New Roman" w:cs="Times New Roman"/>
-                <w:b/>
-                <w:color w:val="000000" w:themeColor="text1"/>
-                <w:sz w:val="28"/>
-                <w:szCs w:val="28"/>
-                <w:lang w:val="nl-NL" w:eastAsia="fr-FR"/>
+                <w:lang w:val="fr-FR" w:eastAsia="fr-FR"/>
               </w:rPr>
             </w:pPr>
           </w:p>
@@ -2630,6 +2829,301 @@
                 <w:szCs w:val="28"/>
                 <w:lang w:val="nl-NL"/>
               </w:rPr>
+              <w:t>Tổng điểm</w:t>
+            </w:r>
+          </w:p>
+        </w:tc>
+        <w:tc>
+          <w:tcPr>
+            <w:tcW w:w="738" w:type="pct"/>
+            <w:vAlign w:val="center"/>
+          </w:tcPr>
+          <w:p>
+            <w:pPr>
+              <w:spacing w:before="40" w:after="0" w:line="240" w:lineRule="auto"/>
+              <w:jc w:val="center"/>
+              <w:rPr>
+                <w:rFonts w:ascii="Times New Roman" w:hAnsi="Times New Roman" w:cs="Times New Roman"/>
+                <w:b/>
+                <w:bCs/>
+                <w:color w:val="000000" w:themeColor="text1"/>
+                <w:sz w:val="28"/>
+                <w:szCs w:val="28"/>
+                <w:lang w:val="nl-NL" w:eastAsia="fr-FR"/>
+              </w:rPr>
+            </w:pPr>
+          </w:p>
+        </w:tc>
+        <w:tc>
+          <w:tcPr>
+            <w:tcW w:w="262" w:type="pct"/>
+            <w:shd w:val="clear" w:color="auto" w:fill="auto"/>
+            <w:vAlign w:val="center"/>
+          </w:tcPr>
+          <w:p>
+            <w:pPr>
+              <w:spacing w:before="40" w:after="0" w:line="240" w:lineRule="auto"/>
+              <w:jc w:val="center"/>
+              <w:rPr>
+                <w:rFonts w:ascii="Times New Roman" w:hAnsi="Times New Roman" w:cs="Times New Roman"/>
+                <w:b/>
+                <w:bCs/>
+                <w:color w:val="000000" w:themeColor="text1"/>
+                <w:sz w:val="28"/>
+                <w:szCs w:val="28"/>
+                <w:lang w:val="nl-NL" w:eastAsia="fr-FR"/>
+              </w:rPr>
+            </w:pPr>
+          </w:p>
+        </w:tc>
+        <w:tc>
+          <w:tcPr>
+            <w:tcW w:w="229" w:type="pct"/>
+            <w:shd w:val="clear" w:color="auto" w:fill="auto"/>
+            <w:vAlign w:val="center"/>
+          </w:tcPr>
+          <w:p>
+            <w:pPr>
+              <w:spacing w:before="40" w:after="0" w:line="240" w:lineRule="auto"/>
+              <w:jc w:val="center"/>
+              <w:rPr>
+                <w:rFonts w:ascii="Times New Roman" w:hAnsi="Times New Roman" w:cs="Times New Roman"/>
+                <w:b/>
+                <w:bCs/>
+                <w:color w:val="000000" w:themeColor="text1"/>
+                <w:sz w:val="28"/>
+                <w:szCs w:val="28"/>
+                <w:lang w:val="nl-NL" w:eastAsia="fr-FR"/>
+              </w:rPr>
+            </w:pPr>
+          </w:p>
+        </w:tc>
+        <w:tc>
+          <w:tcPr>
+            <w:tcW w:w="236" w:type="pct"/>
+            <w:shd w:val="clear" w:color="auto" w:fill="auto"/>
+            <w:vAlign w:val="center"/>
+          </w:tcPr>
+          <w:p>
+            <w:pPr>
+              <w:spacing w:before="40" w:after="0" w:line="240" w:lineRule="auto"/>
+              <w:jc w:val="center"/>
+              <w:rPr>
+                <w:rFonts w:ascii="Times New Roman" w:hAnsi="Times New Roman" w:cs="Times New Roman"/>
+                <w:b/>
+                <w:bCs/>
+                <w:color w:val="000000" w:themeColor="text1"/>
+                <w:sz w:val="28"/>
+                <w:szCs w:val="28"/>
+                <w:lang w:val="nl-NL" w:eastAsia="fr-FR"/>
+              </w:rPr>
+            </w:pPr>
+          </w:p>
+        </w:tc>
+        <w:tc>
+          <w:tcPr>
+            <w:tcW w:w="236" w:type="pct"/>
+            <w:shd w:val="clear" w:color="auto" w:fill="auto"/>
+            <w:vAlign w:val="center"/>
+          </w:tcPr>
+          <w:p>
+            <w:pPr>
+              <w:spacing w:before="40" w:after="0" w:line="240" w:lineRule="auto"/>
+              <w:jc w:val="center"/>
+              <w:rPr>
+                <w:rFonts w:ascii="Times New Roman" w:hAnsi="Times New Roman" w:cs="Times New Roman"/>
+                <w:b/>
+                <w:bCs/>
+                <w:color w:val="000000" w:themeColor="text1"/>
+                <w:sz w:val="28"/>
+                <w:szCs w:val="28"/>
+                <w:lang w:val="nl-NL" w:eastAsia="fr-FR"/>
+              </w:rPr>
+            </w:pPr>
+          </w:p>
+        </w:tc>
+        <w:tc>
+          <w:tcPr>
+            <w:tcW w:w="229" w:type="pct"/>
+            <w:shd w:val="clear" w:color="auto" w:fill="auto"/>
+            <w:vAlign w:val="center"/>
+          </w:tcPr>
+          <w:p>
+            <w:pPr>
+              <w:spacing w:before="40" w:after="0" w:line="240" w:lineRule="auto"/>
+              <w:jc w:val="center"/>
+              <w:rPr>
+                <w:rFonts w:ascii="Times New Roman" w:hAnsi="Times New Roman" w:cs="Times New Roman"/>
+                <w:b/>
+                <w:bCs/>
+                <w:color w:val="000000" w:themeColor="text1"/>
+                <w:sz w:val="28"/>
+                <w:szCs w:val="28"/>
+                <w:lang w:val="nl-NL" w:eastAsia="fr-FR"/>
+              </w:rPr>
+            </w:pPr>
+          </w:p>
+        </w:tc>
+        <w:tc>
+          <w:tcPr>
+            <w:tcW w:w="257" w:type="pct"/>
+            <w:shd w:val="clear" w:color="auto" w:fill="auto"/>
+            <w:vAlign w:val="center"/>
+          </w:tcPr>
+          <w:p>
+            <w:pPr>
+              <w:spacing w:before="40" w:after="0" w:line="240" w:lineRule="auto"/>
+              <w:jc w:val="center"/>
+              <w:rPr>
+                <w:rFonts w:ascii="Times New Roman" w:hAnsi="Times New Roman" w:cs="Times New Roman"/>
+                <w:b/>
+                <w:bCs/>
+                <w:color w:val="000000" w:themeColor="text1"/>
+                <w:sz w:val="28"/>
+                <w:szCs w:val="28"/>
+                <w:lang w:val="nl-NL" w:eastAsia="fr-FR"/>
+              </w:rPr>
+            </w:pPr>
+          </w:p>
+        </w:tc>
+        <w:tc>
+          <w:tcPr>
+            <w:tcW w:w="261" w:type="pct"/>
+            <w:shd w:val="clear" w:color="auto" w:fill="auto"/>
+            <w:vAlign w:val="center"/>
+          </w:tcPr>
+          <w:p>
+            <w:pPr>
+              <w:spacing w:before="40" w:after="0" w:line="240" w:lineRule="auto"/>
+              <w:jc w:val="center"/>
+              <w:rPr>
+                <w:rFonts w:ascii="Times New Roman" w:hAnsi="Times New Roman" w:cs="Times New Roman"/>
+                <w:b/>
+                <w:bCs/>
+                <w:color w:val="000000" w:themeColor="text1"/>
+                <w:sz w:val="28"/>
+                <w:szCs w:val="28"/>
+                <w:lang w:val="nl-NL" w:eastAsia="fr-FR"/>
+              </w:rPr>
+            </w:pPr>
+          </w:p>
+        </w:tc>
+        <w:tc>
+          <w:tcPr>
+            <w:tcW w:w="265" w:type="pct"/>
+            <w:shd w:val="clear" w:color="auto" w:fill="auto"/>
+            <w:vAlign w:val="center"/>
+          </w:tcPr>
+          <w:p>
+            <w:pPr>
+              <w:spacing w:before="40" w:after="0" w:line="240" w:lineRule="auto"/>
+              <w:jc w:val="center"/>
+              <w:rPr>
+                <w:rFonts w:ascii="Times New Roman" w:hAnsi="Times New Roman" w:cs="Times New Roman"/>
+                <w:b/>
+                <w:bCs/>
+                <w:color w:val="000000" w:themeColor="text1"/>
+                <w:sz w:val="28"/>
+                <w:szCs w:val="28"/>
+                <w:lang w:val="nl-NL" w:eastAsia="fr-FR"/>
+              </w:rPr>
+            </w:pPr>
+          </w:p>
+        </w:tc>
+        <w:tc>
+          <w:tcPr>
+            <w:tcW w:w="406" w:type="pct"/>
+            <w:vAlign w:val="center"/>
+          </w:tcPr>
+          <w:p>
+            <w:pPr>
+              <w:spacing w:before="40" w:after="0" w:line="240" w:lineRule="auto"/>
+              <w:jc w:val="center"/>
+              <w:rPr>
+                <w:rFonts w:ascii="Times New Roman" w:hAnsi="Times New Roman" w:cs="Times New Roman"/>
+                <w:b/>
+                <w:color w:val="000000" w:themeColor="text1"/>
+                <w:sz w:val="28"/>
+                <w:szCs w:val="28"/>
+                <w:lang w:val="nl-NL" w:eastAsia="fr-FR"/>
+              </w:rPr>
+            </w:pPr>
+          </w:p>
+        </w:tc>
+        <w:tc>
+          <w:tcPr>
+            <w:tcW w:w="445" w:type="pct"/>
+            <w:vAlign w:val="center"/>
+          </w:tcPr>
+          <w:p>
+            <w:pPr>
+              <w:spacing w:before="40" w:after="0" w:line="240" w:lineRule="auto"/>
+              <w:jc w:val="center"/>
+              <w:rPr>
+                <w:rFonts w:ascii="Times New Roman" w:hAnsi="Times New Roman" w:cs="Times New Roman"/>
+                <w:b/>
+                <w:color w:val="000000" w:themeColor="text1"/>
+                <w:sz w:val="28"/>
+                <w:szCs w:val="28"/>
+                <w:lang w:val="nl-NL" w:eastAsia="fr-FR"/>
+              </w:rPr>
+            </w:pPr>
+          </w:p>
+        </w:tc>
+        <w:tc>
+          <w:tcPr>
+            <w:tcW w:w="780" w:type="pct"/>
+            <w:vAlign w:val="center"/>
+          </w:tcPr>
+          <w:p>
+            <w:pPr>
+              <w:spacing w:before="40" w:after="0" w:line="240" w:lineRule="auto"/>
+              <w:jc w:val="center"/>
+              <w:rPr>
+                <w:rFonts w:ascii="Times New Roman" w:hAnsi="Times New Roman" w:cs="Times New Roman"/>
+                <w:b/>
+                <w:color w:val="000000" w:themeColor="text1"/>
+                <w:sz w:val="28"/>
+                <w:szCs w:val="28"/>
+                <w:lang w:val="nl-NL" w:eastAsia="fr-FR"/>
+              </w:rPr>
+            </w:pPr>
+          </w:p>
+        </w:tc>
+      </w:tr>
+      <w:tr>
+        <w:trPr>
+          <w:trHeight w:val="20"/>
+          <w:jc w:val="right"/>
+        </w:trPr>
+        <w:tc>
+          <w:tcPr>
+            <w:tcW w:w="656" w:type="pct"/>
+            <w:shd w:val="clear" w:color="auto" w:fill="auto"/>
+            <w:vAlign w:val="center"/>
+          </w:tcPr>
+          <w:p>
+            <w:pPr>
+              <w:spacing w:before="40" w:after="0" w:line="240" w:lineRule="auto"/>
+              <w:jc w:val="center"/>
+              <w:rPr>
+                <w:rFonts w:ascii="Times New Roman" w:hAnsi="Times New Roman" w:cs="Times New Roman"/>
+                <w:b/>
+                <w:color w:val="000000" w:themeColor="text1"/>
+                <w:sz w:val="28"/>
+                <w:szCs w:val="28"/>
+                <w:lang w:val="nl-NL"/>
+              </w:rPr>
+            </w:pPr>
+            <w:r>
+              <w:rPr>
+                <w:rFonts w:ascii="Times New Roman" w:hAnsi="Times New Roman" w:cs="Times New Roman"/>
+                <w:b/>
+                <w:color w:val="000000" w:themeColor="text1"/>
+                <w:sz w:val="28"/>
+                <w:szCs w:val="28"/>
+                <w:lang w:val="nl-NL"/>
+              </w:rPr>
               <w:t>% điểm số</w:t>
             </w:r>
           </w:p>
@@ -2896,6 +3390,149 @@
         </w:tc>
       </w:tr>
     </w:tbl>
+    <w:p>
+      <w:pPr>
+        <w:spacing w:after="0" w:line="240" w:lineRule="auto"/>
+        <w:rPr>
+          <w:rFonts w:ascii="Times New Roman" w:hAnsi="Times New Roman" w:cs="Times New Roman"/>
+          <w:color w:val="000000" w:themeColor="text1"/>
+          <w:sz w:val="28"/>
+          <w:szCs w:val="28"/>
+        </w:rPr>
+      </w:pPr>
+    </w:p>
+    <w:p>
+      <w:pPr>
+        <w:spacing w:after="0" w:line="240" w:lineRule="auto"/>
+        <w:rPr>
+          <w:rFonts w:ascii="Times New Roman" w:hAnsi="Times New Roman" w:cs="Times New Roman"/>
+          <w:color w:val="000000" w:themeColor="text1"/>
+          <w:sz w:val="28"/>
+          <w:szCs w:val="28"/>
+        </w:rPr>
+      </w:pPr>
+    </w:p>
+    <w:p>
+      <w:pPr>
+        <w:spacing w:after="0" w:line="240" w:lineRule="auto"/>
+        <w:rPr>
+          <w:rFonts w:ascii="Times New Roman" w:hAnsi="Times New Roman" w:cs="Times New Roman"/>
+          <w:color w:val="000000" w:themeColor="text1"/>
+          <w:sz w:val="28"/>
+          <w:szCs w:val="28"/>
+        </w:rPr>
+      </w:pPr>
+    </w:p>
+    <w:p>
+      <w:pPr>
+        <w:spacing w:after="0" w:line="240" w:lineRule="auto"/>
+        <w:rPr>
+          <w:rFonts w:ascii="Times New Roman" w:hAnsi="Times New Roman" w:cs="Times New Roman"/>
+          <w:color w:val="000000" w:themeColor="text1"/>
+          <w:sz w:val="28"/>
+          <w:szCs w:val="28"/>
+        </w:rPr>
+      </w:pPr>
+    </w:p>
+    <w:p>
+      <w:pPr>
+        <w:spacing w:after="0" w:line="240" w:lineRule="auto"/>
+        <w:rPr>
+          <w:rFonts w:ascii="Times New Roman" w:hAnsi="Times New Roman" w:cs="Times New Roman"/>
+          <w:color w:val="000000" w:themeColor="text1"/>
+          <w:sz w:val="28"/>
+          <w:szCs w:val="28"/>
+        </w:rPr>
+      </w:pPr>
+    </w:p>
+    <w:p>
+      <w:pPr>
+        <w:spacing w:after="0" w:line="240" w:lineRule="auto"/>
+        <w:rPr>
+          <w:rFonts w:ascii="Times New Roman" w:hAnsi="Times New Roman" w:cs="Times New Roman"/>
+          <w:color w:val="000000" w:themeColor="text1"/>
+          <w:sz w:val="28"/>
+          <w:szCs w:val="28"/>
+        </w:rPr>
+      </w:pPr>
+    </w:p>
+    <w:p>
+      <w:pPr>
+        <w:spacing w:after="0" w:line="240" w:lineRule="auto"/>
+        <w:rPr>
+          <w:rFonts w:ascii="Times New Roman" w:hAnsi="Times New Roman" w:cs="Times New Roman"/>
+          <w:color w:val="000000" w:themeColor="text1"/>
+          <w:sz w:val="28"/>
+          <w:szCs w:val="28"/>
+        </w:rPr>
+      </w:pPr>
+    </w:p>
+    <w:p>
+      <w:pPr>
+        <w:spacing w:after="0" w:line="240" w:lineRule="auto"/>
+        <w:rPr>
+          <w:rFonts w:ascii="Times New Roman" w:hAnsi="Times New Roman" w:cs="Times New Roman"/>
+          <w:color w:val="000000" w:themeColor="text1"/>
+          <w:sz w:val="28"/>
+          <w:szCs w:val="28"/>
+        </w:rPr>
+      </w:pPr>
+    </w:p>
+    <w:p>
+      <w:pPr>
+        <w:spacing w:after="0" w:line="240" w:lineRule="auto"/>
+        <w:rPr>
+          <w:rFonts w:ascii="Times New Roman" w:hAnsi="Times New Roman" w:cs="Times New Roman"/>
+          <w:color w:val="000000" w:themeColor="text1"/>
+          <w:sz w:val="28"/>
+          <w:szCs w:val="28"/>
+        </w:rPr>
+      </w:pPr>
+    </w:p>
+    <w:p>
+      <w:pPr>
+        <w:spacing w:after="0" w:line="240" w:lineRule="auto"/>
+        <w:rPr>
+          <w:rFonts w:ascii="Times New Roman" w:hAnsi="Times New Roman" w:cs="Times New Roman"/>
+          <w:color w:val="000000" w:themeColor="text1"/>
+          <w:sz w:val="28"/>
+          <w:szCs w:val="28"/>
+        </w:rPr>
+      </w:pPr>
+    </w:p>
+    <w:p>
+      <w:pPr>
+        <w:spacing w:after="0" w:line="240" w:lineRule="auto"/>
+        <w:rPr>
+          <w:rFonts w:ascii="Times New Roman" w:hAnsi="Times New Roman" w:cs="Times New Roman"/>
+          <w:color w:val="000000" w:themeColor="text1"/>
+          <w:sz w:val="28"/>
+          <w:szCs w:val="28"/>
+        </w:rPr>
+      </w:pPr>
+    </w:p>
+    <w:p>
+      <w:pPr>
+        <w:spacing w:after="0" w:line="240" w:lineRule="auto"/>
+        <w:rPr>
+          <w:rFonts w:ascii="Times New Roman" w:hAnsi="Times New Roman" w:cs="Times New Roman"/>
+          <w:color w:val="000000" w:themeColor="text1"/>
+          <w:sz w:val="28"/>
+          <w:szCs w:val="28"/>
+        </w:rPr>
+      </w:pPr>
+    </w:p>
+    <w:p>
+      <w:pPr>
+        <w:spacing w:after="0" w:line="240" w:lineRule="auto"/>
+        <w:rPr>
+          <w:rFonts w:ascii="Times New Roman" w:hAnsi="Times New Roman" w:cs="Times New Roman"/>
+          <w:color w:val="000000" w:themeColor="text1"/>
+          <w:sz w:val="28"/>
+          <w:szCs w:val="28"/>
+        </w:rPr>
+      </w:pPr>
+    </w:p>
     <w:p>
       <w:pPr>
         <w:spacing w:after="0" w:line="240" w:lineRule="auto"/>
@@ -2928,6 +3565,7 @@
           <w:sz w:val="28"/>
           <w:szCs w:val="28"/>
         </w:rPr>
+        <w:lastRenderedPageBreak/>
         <w:t xml:space="preserve">II.. </w:t>
       </w:r>
       <w:r>
@@ -2968,20 +3606,20 @@
         <w:tblLook w:val="04A0" w:firstRow="1" w:lastRow="0" w:firstColumn="1" w:lastColumn="0" w:noHBand="0" w:noVBand="1"/>
       </w:tblPr>
       <w:tblGrid>
-        <w:gridCol w:w="503"/>
-        <w:gridCol w:w="1480"/>
-        <w:gridCol w:w="1702"/>
-        <w:gridCol w:w="4349"/>
-        <w:gridCol w:w="812"/>
-        <w:gridCol w:w="720"/>
-        <w:gridCol w:w="720"/>
-        <w:gridCol w:w="720"/>
-        <w:gridCol w:w="720"/>
-        <w:gridCol w:w="720"/>
-        <w:gridCol w:w="720"/>
-        <w:gridCol w:w="720"/>
-        <w:gridCol w:w="720"/>
-        <w:gridCol w:w="782"/>
+        <w:gridCol w:w="495"/>
+        <w:gridCol w:w="1462"/>
+        <w:gridCol w:w="1681"/>
+        <w:gridCol w:w="4298"/>
+        <w:gridCol w:w="803"/>
+        <w:gridCol w:w="712"/>
+        <w:gridCol w:w="712"/>
+        <w:gridCol w:w="712"/>
+        <w:gridCol w:w="712"/>
+        <w:gridCol w:w="712"/>
+        <w:gridCol w:w="712"/>
+        <w:gridCol w:w="712"/>
+        <w:gridCol w:w="712"/>
+        <w:gridCol w:w="773"/>
       </w:tblGrid>
       <w:tr>
         <w:trPr>
@@ -3957,11 +4595,35 @@
             <w:r>
               <w:rPr>
                 <w:rFonts w:ascii="Times New Roman" w:hAnsi="Times New Roman" w:cs="Times New Roman"/>
-                <w:color w:val="000000" w:themeColor="text1"/>
-                <w:sz w:val="28"/>
-                <w:szCs w:val="28"/>
-              </w:rPr>
-              <w:t>3</w:t>
+                <w:b/>
+                <w:iCs/>
+                <w:color w:val="000000" w:themeColor="text1"/>
+                <w:sz w:val="24"/>
+                <w:szCs w:val="24"/>
+              </w:rPr>
+              <w:t>{{item.</w:t>
+            </w:r>
+            <w:r>
+              <w:rPr>
+                <w:rFonts w:ascii="Times New Roman" w:hAnsi="Times New Roman" w:cs="Times New Roman"/>
+                <w:b/>
+                <w:iCs/>
+                <w:color w:val="000000" w:themeColor="text1"/>
+                <w:sz w:val="24"/>
+                <w:szCs w:val="24"/>
+              </w:rPr>
+              <w:t>stt</w:t>
+            </w:r>
+            <w:r>
+              <w:rPr>
+                <w:rFonts w:ascii="Times New Roman" w:hAnsi="Times New Roman" w:cs="Times New Roman"/>
+                <w:b/>
+                <w:iCs/>
+                <w:color w:val="000000" w:themeColor="text1"/>
+                <w:sz w:val="24"/>
+                <w:szCs w:val="24"/>
+              </w:rPr>
+              <w:t>}}</w:t>
             </w:r>
           </w:p>
         </w:tc>
@@ -3977,22 +4639,736 @@
               <w:jc w:val="center"/>
               <w:rPr>
                 <w:rFonts w:ascii="Times New Roman" w:hAnsi="Times New Roman" w:cs="Times New Roman"/>
-                <w:color w:val="000000" w:themeColor="text1"/>
-                <w:sz w:val="28"/>
-                <w:szCs w:val="28"/>
-              </w:rPr>
-            </w:pPr>
-            <w:r>
-              <w:rPr>
-                <w:rFonts w:ascii="Times New Roman" w:hAnsi="Times New Roman" w:cs="Times New Roman"/>
                 <w:b/>
                 <w:iCs/>
                 <w:color w:val="000000" w:themeColor="text1"/>
                 <w:sz w:val="24"/>
                 <w:szCs w:val="24"/>
               </w:rPr>
+            </w:pPr>
+            <w:r>
+              <w:rPr>
+                <w:rFonts w:ascii="Times New Roman" w:hAnsi="Times New Roman" w:cs="Times New Roman"/>
+                <w:b/>
+                <w:iCs/>
+                <w:color w:val="000000" w:themeColor="text1"/>
+                <w:sz w:val="24"/>
+                <w:szCs w:val="24"/>
+              </w:rPr>
               <w:t>{{item.chu_de}}</w:t>
             </w:r>
+          </w:p>
+        </w:tc>
+        <w:tc>
+          <w:tcPr>
+            <w:tcW w:w="553" w:type="pct"/>
+            <w:vAlign w:val="center"/>
+          </w:tcPr>
+          <w:p>
+            <w:pPr>
+              <w:spacing w:after="0" w:line="240" w:lineRule="auto"/>
+              <w:jc w:val="center"/>
+              <w:rPr>
+                <w:rFonts w:ascii="Times New Roman" w:hAnsi="Times New Roman" w:cs="Times New Roman"/>
+                <w:b/>
+                <w:color w:val="000000" w:themeColor="text1"/>
+                <w:sz w:val="24"/>
+                <w:szCs w:val="24"/>
+              </w:rPr>
+            </w:pPr>
+            <w:r>
+              <w:rPr>
+                <w:rFonts w:ascii="Times New Roman" w:hAnsi="Times New Roman" w:cs="Times New Roman"/>
+                <w:b/>
+                <w:iCs/>
+                <w:color w:val="000000" w:themeColor="text1"/>
+                <w:sz w:val="24"/>
+                <w:szCs w:val="24"/>
+              </w:rPr>
+              <w:t>{{item.</w:t>
+            </w:r>
+            <w:r>
+              <w:rPr>
+                <w:rFonts w:ascii="Times New Roman" w:hAnsi="Times New Roman" w:cs="Times New Roman"/>
+                <w:b/>
+                <w:iCs/>
+                <w:color w:val="000000" w:themeColor="text1"/>
+                <w:sz w:val="24"/>
+                <w:szCs w:val="24"/>
+              </w:rPr>
+              <w:t>bai_hoc</w:t>
+            </w:r>
+            <w:r>
+              <w:rPr>
+                <w:rFonts w:ascii="Times New Roman" w:hAnsi="Times New Roman" w:cs="Times New Roman"/>
+                <w:b/>
+                <w:iCs/>
+                <w:color w:val="000000" w:themeColor="text1"/>
+                <w:sz w:val="24"/>
+                <w:szCs w:val="24"/>
+              </w:rPr>
+              <w:t>}}</w:t>
+            </w:r>
+          </w:p>
+        </w:tc>
+        <w:tc>
+          <w:tcPr>
+            <w:tcW w:w="1413" w:type="pct"/>
+            <w:shd w:val="clear" w:color="auto" w:fill="auto"/>
+            <w:vAlign w:val="center"/>
+          </w:tcPr>
+          <w:p>
+            <w:pPr>
+              <w:spacing w:after="0" w:line="240" w:lineRule="auto"/>
+              <w:jc w:val="center"/>
+              <w:rPr>
+                <w:rFonts w:ascii="Times New Roman" w:hAnsi="Times New Roman" w:cs="Times New Roman"/>
+                <w:b/>
+                <w:color w:val="000000" w:themeColor="text1"/>
+                <w:sz w:val="24"/>
+                <w:szCs w:val="24"/>
+              </w:rPr>
+            </w:pPr>
+            <w:r>
+              <w:rPr>
+                <w:rFonts w:ascii="Times New Roman" w:hAnsi="Times New Roman" w:cs="Times New Roman"/>
+                <w:b/>
+                <w:iCs/>
+                <w:color w:val="000000" w:themeColor="text1"/>
+                <w:sz w:val="24"/>
+                <w:szCs w:val="24"/>
+              </w:rPr>
+              <w:t>{{</w:t>
+            </w:r>
+            <w:proofErr w:type="gramStart"/>
+            <w:r>
+              <w:rPr>
+                <w:rFonts w:ascii="Times New Roman" w:hAnsi="Times New Roman" w:cs="Times New Roman"/>
+                <w:b/>
+                <w:iCs/>
+                <w:color w:val="000000" w:themeColor="text1"/>
+                <w:sz w:val="24"/>
+                <w:szCs w:val="24"/>
+              </w:rPr>
+              <w:t>item.</w:t>
+            </w:r>
+            <w:r>
+              <w:rPr>
+                <w:rFonts w:ascii="Times New Roman" w:hAnsi="Times New Roman" w:cs="Times New Roman"/>
+                <w:b/>
+                <w:iCs/>
+                <w:color w:val="000000" w:themeColor="text1"/>
+                <w:sz w:val="24"/>
+                <w:szCs w:val="24"/>
+              </w:rPr>
+              <w:t>yccd</w:t>
+            </w:r>
+            <w:proofErr w:type="gramEnd"/>
+            <w:r>
+              <w:rPr>
+                <w:rFonts w:ascii="Times New Roman" w:hAnsi="Times New Roman" w:cs="Times New Roman"/>
+                <w:b/>
+                <w:iCs/>
+                <w:color w:val="000000" w:themeColor="text1"/>
+                <w:sz w:val="24"/>
+                <w:szCs w:val="24"/>
+              </w:rPr>
+              <w:t>}}</w:t>
+            </w:r>
+          </w:p>
+        </w:tc>
+        <w:tc>
+          <w:tcPr>
+            <w:tcW w:w="264" w:type="pct"/>
+            <w:shd w:val="clear" w:color="auto" w:fill="auto"/>
+            <w:vAlign w:val="center"/>
+          </w:tcPr>
+          <w:p>
+            <w:pPr>
+              <w:spacing w:after="0" w:line="240" w:lineRule="auto"/>
+              <w:rPr>
+                <w:rFonts w:ascii="Times New Roman" w:hAnsi="Times New Roman" w:cs="Times New Roman"/>
+                <w:color w:val="000000" w:themeColor="text1"/>
+                <w:sz w:val="28"/>
+                <w:szCs w:val="28"/>
+                <w:lang w:val="en-US"/>
+              </w:rPr>
+            </w:pPr>
+            <w:r>
+              <w:rPr>
+                <w:rFonts w:ascii="Times New Roman" w:hAnsi="Times New Roman" w:cs="Times New Roman"/>
+                <w:b/>
+                <w:iCs/>
+                <w:color w:val="000000" w:themeColor="text1"/>
+                <w:sz w:val="24"/>
+                <w:szCs w:val="24"/>
+              </w:rPr>
+              <w:t>{{item.</w:t>
+            </w:r>
+            <w:r>
+              <w:rPr>
+                <w:rFonts w:ascii="Times New Roman" w:hAnsi="Times New Roman" w:cs="Times New Roman"/>
+                <w:b/>
+                <w:iCs/>
+                <w:color w:val="000000" w:themeColor="text1"/>
+                <w:sz w:val="24"/>
+                <w:szCs w:val="24"/>
+              </w:rPr>
+              <w:t>tn_nb</w:t>
+            </w:r>
+            <w:r>
+              <w:rPr>
+                <w:rFonts w:ascii="Times New Roman" w:hAnsi="Times New Roman" w:cs="Times New Roman"/>
+                <w:b/>
+                <w:iCs/>
+                <w:color w:val="000000" w:themeColor="text1"/>
+                <w:sz w:val="24"/>
+                <w:szCs w:val="24"/>
+              </w:rPr>
+              <w:t>}}</w:t>
+            </w:r>
+          </w:p>
+        </w:tc>
+        <w:tc>
+          <w:tcPr>
+            <w:tcW w:w="234" w:type="pct"/>
+            <w:shd w:val="clear" w:color="auto" w:fill="auto"/>
+            <w:vAlign w:val="center"/>
+          </w:tcPr>
+          <w:p>
+            <w:pPr>
+              <w:spacing w:after="0" w:line="240" w:lineRule="auto"/>
+              <w:jc w:val="center"/>
+              <w:rPr>
+                <w:rFonts w:ascii="Times New Roman" w:hAnsi="Times New Roman" w:cs="Times New Roman"/>
+                <w:color w:val="000000" w:themeColor="text1"/>
+                <w:sz w:val="28"/>
+                <w:szCs w:val="28"/>
+                <w:lang w:val="vi-VN"/>
+              </w:rPr>
+            </w:pPr>
+            <w:r>
+              <w:rPr>
+                <w:rFonts w:ascii="Times New Roman" w:hAnsi="Times New Roman" w:cs="Times New Roman"/>
+                <w:b/>
+                <w:iCs/>
+                <w:color w:val="000000" w:themeColor="text1"/>
+                <w:sz w:val="24"/>
+                <w:szCs w:val="24"/>
+              </w:rPr>
+              <w:t>{{item.</w:t>
+            </w:r>
+            <w:r>
+              <w:rPr>
+                <w:rFonts w:ascii="Times New Roman" w:hAnsi="Times New Roman" w:cs="Times New Roman"/>
+                <w:b/>
+                <w:iCs/>
+                <w:color w:val="000000" w:themeColor="text1"/>
+                <w:sz w:val="24"/>
+                <w:szCs w:val="24"/>
+              </w:rPr>
+              <w:t>tn_hieu</w:t>
+            </w:r>
+            <w:r>
+              <w:rPr>
+                <w:rFonts w:ascii="Times New Roman" w:hAnsi="Times New Roman" w:cs="Times New Roman"/>
+                <w:b/>
+                <w:iCs/>
+                <w:color w:val="000000" w:themeColor="text1"/>
+                <w:sz w:val="24"/>
+                <w:szCs w:val="24"/>
+              </w:rPr>
+              <w:t>}}</w:t>
+            </w:r>
+          </w:p>
+        </w:tc>
+        <w:tc>
+          <w:tcPr>
+            <w:tcW w:w="234" w:type="pct"/>
+            <w:shd w:val="clear" w:color="auto" w:fill="auto"/>
+            <w:vAlign w:val="center"/>
+          </w:tcPr>
+          <w:p>
+            <w:pPr>
+              <w:spacing w:after="0" w:line="240" w:lineRule="auto"/>
+              <w:jc w:val="center"/>
+              <w:rPr>
+                <w:rFonts w:ascii="Times New Roman" w:hAnsi="Times New Roman" w:cs="Times New Roman"/>
+                <w:color w:val="000000" w:themeColor="text1"/>
+                <w:sz w:val="28"/>
+                <w:szCs w:val="28"/>
+                <w:lang w:val="vi-VN"/>
+              </w:rPr>
+            </w:pPr>
+            <w:r>
+              <w:rPr>
+                <w:rFonts w:ascii="Times New Roman" w:hAnsi="Times New Roman" w:cs="Times New Roman"/>
+                <w:b/>
+                <w:iCs/>
+                <w:color w:val="000000" w:themeColor="text1"/>
+                <w:sz w:val="24"/>
+                <w:szCs w:val="24"/>
+              </w:rPr>
+              <w:t>{{item.</w:t>
+            </w:r>
+            <w:r>
+              <w:rPr>
+                <w:rFonts w:ascii="Times New Roman" w:hAnsi="Times New Roman" w:cs="Times New Roman"/>
+                <w:b/>
+                <w:iCs/>
+                <w:color w:val="000000" w:themeColor="text1"/>
+                <w:sz w:val="24"/>
+                <w:szCs w:val="24"/>
+              </w:rPr>
+              <w:t>tn_vd</w:t>
+            </w:r>
+            <w:r>
+              <w:rPr>
+                <w:rFonts w:ascii="Times New Roman" w:hAnsi="Times New Roman" w:cs="Times New Roman"/>
+                <w:b/>
+                <w:iCs/>
+                <w:color w:val="000000" w:themeColor="text1"/>
+                <w:sz w:val="24"/>
+                <w:szCs w:val="24"/>
+              </w:rPr>
+              <w:t>}}</w:t>
+            </w:r>
+          </w:p>
+        </w:tc>
+        <w:tc>
+          <w:tcPr>
+            <w:tcW w:w="234" w:type="pct"/>
+            <w:shd w:val="clear" w:color="auto" w:fill="auto"/>
+            <w:vAlign w:val="center"/>
+          </w:tcPr>
+          <w:p>
+            <w:pPr>
+              <w:spacing w:after="0" w:line="240" w:lineRule="auto"/>
+              <w:jc w:val="center"/>
+              <w:rPr>
+                <w:rFonts w:ascii="Times New Roman" w:hAnsi="Times New Roman" w:cs="Times New Roman"/>
+                <w:color w:val="000000" w:themeColor="text1"/>
+                <w:sz w:val="28"/>
+                <w:szCs w:val="28"/>
+                <w:lang w:val="vi-VN"/>
+              </w:rPr>
+            </w:pPr>
+            <w:r>
+              <w:rPr>
+                <w:rFonts w:ascii="Times New Roman" w:hAnsi="Times New Roman" w:cs="Times New Roman"/>
+                <w:b/>
+                <w:iCs/>
+                <w:color w:val="000000" w:themeColor="text1"/>
+                <w:sz w:val="24"/>
+                <w:szCs w:val="24"/>
+              </w:rPr>
+              <w:t>{{item.</w:t>
+            </w:r>
+            <w:r>
+              <w:rPr>
+                <w:rFonts w:ascii="Times New Roman" w:hAnsi="Times New Roman" w:cs="Times New Roman"/>
+                <w:b/>
+                <w:iCs/>
+                <w:color w:val="000000" w:themeColor="text1"/>
+                <w:sz w:val="24"/>
+                <w:szCs w:val="24"/>
+              </w:rPr>
+              <w:t>ds_nb</w:t>
+            </w:r>
+            <w:r>
+              <w:rPr>
+                <w:rFonts w:ascii="Times New Roman" w:hAnsi="Times New Roman" w:cs="Times New Roman"/>
+                <w:b/>
+                <w:iCs/>
+                <w:color w:val="000000" w:themeColor="text1"/>
+                <w:sz w:val="24"/>
+                <w:szCs w:val="24"/>
+              </w:rPr>
+              <w:t>}}</w:t>
+            </w:r>
+          </w:p>
+        </w:tc>
+        <w:tc>
+          <w:tcPr>
+            <w:tcW w:w="234" w:type="pct"/>
+            <w:shd w:val="clear" w:color="auto" w:fill="auto"/>
+            <w:vAlign w:val="center"/>
+          </w:tcPr>
+          <w:p>
+            <w:pPr>
+              <w:spacing w:after="0" w:line="240" w:lineRule="auto"/>
+              <w:jc w:val="center"/>
+              <w:rPr>
+                <w:rFonts w:ascii="Times New Roman" w:hAnsi="Times New Roman" w:cs="Times New Roman"/>
+                <w:color w:val="000000" w:themeColor="text1"/>
+                <w:sz w:val="28"/>
+                <w:szCs w:val="28"/>
+                <w:lang w:val="vi-VN"/>
+              </w:rPr>
+            </w:pPr>
+            <w:r>
+              <w:rPr>
+                <w:rFonts w:ascii="Times New Roman" w:hAnsi="Times New Roman" w:cs="Times New Roman"/>
+                <w:b/>
+                <w:iCs/>
+                <w:color w:val="000000" w:themeColor="text1"/>
+                <w:sz w:val="24"/>
+                <w:szCs w:val="24"/>
+              </w:rPr>
+              <w:t>{{item.</w:t>
+            </w:r>
+            <w:r>
+              <w:rPr>
+                <w:rFonts w:ascii="Times New Roman" w:hAnsi="Times New Roman" w:cs="Times New Roman"/>
+                <w:b/>
+                <w:iCs/>
+                <w:color w:val="000000" w:themeColor="text1"/>
+                <w:sz w:val="24"/>
+                <w:szCs w:val="24"/>
+              </w:rPr>
+              <w:t>ds_hieu</w:t>
+            </w:r>
+            <w:r>
+              <w:rPr>
+                <w:rFonts w:ascii="Times New Roman" w:hAnsi="Times New Roman" w:cs="Times New Roman"/>
+                <w:b/>
+                <w:iCs/>
+                <w:color w:val="000000" w:themeColor="text1"/>
+                <w:sz w:val="24"/>
+                <w:szCs w:val="24"/>
+              </w:rPr>
+              <w:t>}}</w:t>
+            </w:r>
+          </w:p>
+        </w:tc>
+        <w:tc>
+          <w:tcPr>
+            <w:tcW w:w="234" w:type="pct"/>
+            <w:shd w:val="clear" w:color="auto" w:fill="auto"/>
+            <w:vAlign w:val="center"/>
+          </w:tcPr>
+          <w:p>
+            <w:pPr>
+              <w:spacing w:after="0" w:line="240" w:lineRule="auto"/>
+              <w:jc w:val="center"/>
+              <w:rPr>
+                <w:rFonts w:ascii="Times New Roman" w:hAnsi="Times New Roman" w:cs="Times New Roman"/>
+                <w:color w:val="000000" w:themeColor="text1"/>
+                <w:sz w:val="28"/>
+                <w:szCs w:val="28"/>
+                <w:lang w:val="vi-VN"/>
+              </w:rPr>
+            </w:pPr>
+            <w:r>
+              <w:rPr>
+                <w:rFonts w:ascii="Times New Roman" w:hAnsi="Times New Roman" w:cs="Times New Roman"/>
+                <w:b/>
+                <w:iCs/>
+                <w:color w:val="000000" w:themeColor="text1"/>
+                <w:sz w:val="24"/>
+                <w:szCs w:val="24"/>
+              </w:rPr>
+              <w:t>{{item.</w:t>
+            </w:r>
+            <w:r>
+              <w:rPr>
+                <w:rFonts w:ascii="Times New Roman" w:hAnsi="Times New Roman" w:cs="Times New Roman"/>
+                <w:b/>
+                <w:iCs/>
+                <w:color w:val="000000" w:themeColor="text1"/>
+                <w:sz w:val="24"/>
+                <w:szCs w:val="24"/>
+              </w:rPr>
+              <w:t>ds_vd</w:t>
+            </w:r>
+            <w:r>
+              <w:rPr>
+                <w:rFonts w:ascii="Times New Roman" w:hAnsi="Times New Roman" w:cs="Times New Roman"/>
+                <w:b/>
+                <w:iCs/>
+                <w:color w:val="000000" w:themeColor="text1"/>
+                <w:sz w:val="24"/>
+                <w:szCs w:val="24"/>
+              </w:rPr>
+              <w:t>}}</w:t>
+            </w:r>
+          </w:p>
+        </w:tc>
+        <w:tc>
+          <w:tcPr>
+            <w:tcW w:w="234" w:type="pct"/>
+            <w:shd w:val="clear" w:color="auto" w:fill="auto"/>
+            <w:vAlign w:val="center"/>
+          </w:tcPr>
+          <w:p>
+            <w:pPr>
+              <w:spacing w:after="0" w:line="240" w:lineRule="auto"/>
+              <w:jc w:val="center"/>
+              <w:rPr>
+                <w:rFonts w:ascii="Times New Roman" w:hAnsi="Times New Roman" w:cs="Times New Roman"/>
+                <w:color w:val="000000" w:themeColor="text1"/>
+                <w:sz w:val="28"/>
+                <w:szCs w:val="28"/>
+                <w:lang w:val="vi-VN"/>
+              </w:rPr>
+            </w:pPr>
+            <w:r>
+              <w:rPr>
+                <w:rFonts w:ascii="Times New Roman" w:hAnsi="Times New Roman" w:cs="Times New Roman"/>
+                <w:b/>
+                <w:iCs/>
+                <w:color w:val="000000" w:themeColor="text1"/>
+                <w:sz w:val="24"/>
+                <w:szCs w:val="24"/>
+              </w:rPr>
+              <w:t>{{item.</w:t>
+            </w:r>
+            <w:r>
+              <w:rPr>
+                <w:rFonts w:ascii="Times New Roman" w:hAnsi="Times New Roman" w:cs="Times New Roman"/>
+                <w:b/>
+                <w:iCs/>
+                <w:color w:val="000000" w:themeColor="text1"/>
+                <w:sz w:val="24"/>
+                <w:szCs w:val="24"/>
+              </w:rPr>
+              <w:t>tl_biet</w:t>
+            </w:r>
+            <w:r>
+              <w:rPr>
+                <w:rFonts w:ascii="Times New Roman" w:hAnsi="Times New Roman" w:cs="Times New Roman"/>
+                <w:b/>
+                <w:iCs/>
+                <w:color w:val="000000" w:themeColor="text1"/>
+                <w:sz w:val="24"/>
+                <w:szCs w:val="24"/>
+              </w:rPr>
+              <w:t>}}</w:t>
+            </w:r>
+          </w:p>
+        </w:tc>
+        <w:tc>
+          <w:tcPr>
+            <w:tcW w:w="234" w:type="pct"/>
+            <w:shd w:val="clear" w:color="auto" w:fill="auto"/>
+            <w:vAlign w:val="center"/>
+          </w:tcPr>
+          <w:p>
+            <w:pPr>
+              <w:spacing w:after="0" w:line="240" w:lineRule="auto"/>
+              <w:jc w:val="center"/>
+              <w:rPr>
+                <w:rFonts w:ascii="Times New Roman" w:hAnsi="Times New Roman" w:cs="Times New Roman"/>
+                <w:color w:val="000000" w:themeColor="text1"/>
+                <w:sz w:val="28"/>
+                <w:szCs w:val="28"/>
+                <w:lang w:val="vi-VN"/>
+              </w:rPr>
+            </w:pPr>
+            <w:r>
+              <w:rPr>
+                <w:rFonts w:ascii="Times New Roman" w:hAnsi="Times New Roman" w:cs="Times New Roman"/>
+                <w:b/>
+                <w:iCs/>
+                <w:color w:val="000000" w:themeColor="text1"/>
+                <w:sz w:val="24"/>
+                <w:szCs w:val="24"/>
+              </w:rPr>
+              <w:t>{{item.</w:t>
+            </w:r>
+            <w:r>
+              <w:rPr>
+                <w:rFonts w:ascii="Times New Roman" w:hAnsi="Times New Roman" w:cs="Times New Roman"/>
+                <w:b/>
+                <w:iCs/>
+                <w:color w:val="000000" w:themeColor="text1"/>
+                <w:sz w:val="24"/>
+                <w:szCs w:val="24"/>
+              </w:rPr>
+              <w:t>tl_hieu</w:t>
+            </w:r>
+            <w:r>
+              <w:rPr>
+                <w:rFonts w:ascii="Times New Roman" w:hAnsi="Times New Roman" w:cs="Times New Roman"/>
+                <w:b/>
+                <w:iCs/>
+                <w:color w:val="000000" w:themeColor="text1"/>
+                <w:sz w:val="24"/>
+                <w:szCs w:val="24"/>
+              </w:rPr>
+              <w:t>}}</w:t>
+            </w:r>
+          </w:p>
+        </w:tc>
+        <w:tc>
+          <w:tcPr>
+            <w:tcW w:w="234" w:type="pct"/>
+            <w:shd w:val="clear" w:color="auto" w:fill="auto"/>
+            <w:vAlign w:val="center"/>
+          </w:tcPr>
+          <w:p>
+            <w:pPr>
+              <w:spacing w:after="0" w:line="240" w:lineRule="auto"/>
+              <w:jc w:val="center"/>
+              <w:rPr>
+                <w:rFonts w:ascii="Times New Roman" w:hAnsi="Times New Roman" w:cs="Times New Roman"/>
+                <w:color w:val="000000" w:themeColor="text1"/>
+                <w:sz w:val="28"/>
+                <w:szCs w:val="28"/>
+                <w:lang w:val="vi-VN"/>
+              </w:rPr>
+            </w:pPr>
+            <w:r>
+              <w:rPr>
+                <w:rFonts w:ascii="Times New Roman" w:hAnsi="Times New Roman" w:cs="Times New Roman"/>
+                <w:b/>
+                <w:iCs/>
+                <w:color w:val="000000" w:themeColor="text1"/>
+                <w:sz w:val="24"/>
+                <w:szCs w:val="24"/>
+              </w:rPr>
+              <w:t>{{item.</w:t>
+            </w:r>
+            <w:r>
+              <w:rPr>
+                <w:rFonts w:ascii="Times New Roman" w:hAnsi="Times New Roman" w:cs="Times New Roman"/>
+                <w:b/>
+                <w:iCs/>
+                <w:color w:val="000000" w:themeColor="text1"/>
+                <w:sz w:val="24"/>
+                <w:szCs w:val="24"/>
+              </w:rPr>
+              <w:t>tl_vd</w:t>
+            </w:r>
+            <w:r>
+              <w:rPr>
+                <w:rFonts w:ascii="Times New Roman" w:hAnsi="Times New Roman" w:cs="Times New Roman"/>
+                <w:b/>
+                <w:iCs/>
+                <w:color w:val="000000" w:themeColor="text1"/>
+                <w:sz w:val="24"/>
+                <w:szCs w:val="24"/>
+              </w:rPr>
+              <w:t>}}</w:t>
+            </w:r>
+          </w:p>
+        </w:tc>
+        <w:tc>
+          <w:tcPr>
+            <w:tcW w:w="254" w:type="pct"/>
+            <w:vAlign w:val="center"/>
+          </w:tcPr>
+          <w:p>
+            <w:pPr>
+              <w:spacing w:after="0" w:line="240" w:lineRule="auto"/>
+              <w:jc w:val="center"/>
+              <w:rPr>
+                <w:rFonts w:ascii="Times New Roman" w:hAnsi="Times New Roman" w:cs="Times New Roman"/>
+                <w:color w:val="000000" w:themeColor="text1"/>
+                <w:sz w:val="28"/>
+                <w:szCs w:val="28"/>
+              </w:rPr>
+            </w:pPr>
+            <w:r>
+              <w:rPr>
+                <w:rFonts w:ascii="Times New Roman" w:hAnsi="Times New Roman" w:cs="Times New Roman"/>
+                <w:b/>
+                <w:iCs/>
+                <w:color w:val="000000" w:themeColor="text1"/>
+                <w:sz w:val="24"/>
+                <w:szCs w:val="24"/>
+              </w:rPr>
+              <w:t>{{</w:t>
+            </w:r>
+            <w:proofErr w:type="gramStart"/>
+            <w:r>
+              <w:rPr>
+                <w:rFonts w:ascii="Times New Roman" w:hAnsi="Times New Roman" w:cs="Times New Roman"/>
+                <w:b/>
+                <w:iCs/>
+                <w:color w:val="000000" w:themeColor="text1"/>
+                <w:sz w:val="24"/>
+                <w:szCs w:val="24"/>
+              </w:rPr>
+              <w:t>item.</w:t>
+            </w:r>
+            <w:r>
+              <w:rPr>
+                <w:rFonts w:ascii="Times New Roman" w:hAnsi="Times New Roman" w:cs="Times New Roman"/>
+                <w:b/>
+                <w:iCs/>
+                <w:color w:val="000000" w:themeColor="text1"/>
+                <w:sz w:val="24"/>
+                <w:szCs w:val="24"/>
+              </w:rPr>
+              <w:t>tong</w:t>
+            </w:r>
+            <w:proofErr w:type="gramEnd"/>
+            <w:r>
+              <w:rPr>
+                <w:rFonts w:ascii="Times New Roman" w:hAnsi="Times New Roman" w:cs="Times New Roman"/>
+                <w:b/>
+                <w:iCs/>
+                <w:color w:val="000000" w:themeColor="text1"/>
+                <w:sz w:val="24"/>
+                <w:szCs w:val="24"/>
+              </w:rPr>
+              <w:t>_diem</w:t>
+            </w:r>
+            <w:r>
+              <w:rPr>
+                <w:rFonts w:ascii="Times New Roman" w:hAnsi="Times New Roman" w:cs="Times New Roman"/>
+                <w:b/>
+                <w:iCs/>
+                <w:color w:val="000000" w:themeColor="text1"/>
+                <w:sz w:val="24"/>
+                <w:szCs w:val="24"/>
+              </w:rPr>
+              <w:t>}}</w:t>
+            </w:r>
+          </w:p>
+        </w:tc>
+      </w:tr>
+      <w:tr>
+        <w:trPr>
+          <w:trHeight w:val="20"/>
+        </w:trPr>
+        <w:tc>
+          <w:tcPr>
+            <w:tcW w:w="163" w:type="pct"/>
+            <w:shd w:val="clear" w:color="auto" w:fill="auto"/>
+            <w:vAlign w:val="center"/>
+          </w:tcPr>
+          <w:p>
+            <w:pPr>
+              <w:spacing w:after="0" w:line="240" w:lineRule="auto"/>
+              <w:jc w:val="center"/>
+              <w:rPr>
+                <w:rFonts w:ascii="Times New Roman" w:hAnsi="Times New Roman" w:cs="Times New Roman"/>
+                <w:color w:val="000000" w:themeColor="text1"/>
+                <w:sz w:val="28"/>
+                <w:szCs w:val="28"/>
+              </w:rPr>
+            </w:pPr>
+          </w:p>
+        </w:tc>
+        <w:tc>
+          <w:tcPr>
+            <w:tcW w:w="481" w:type="pct"/>
+            <w:shd w:val="clear" w:color="auto" w:fill="auto"/>
+            <w:vAlign w:val="center"/>
+          </w:tcPr>
+          <w:p>
+            <w:pPr>
+              <w:spacing w:after="0" w:line="240" w:lineRule="auto"/>
+              <w:jc w:val="center"/>
+              <w:rPr>
+                <w:rFonts w:ascii="Times New Roman" w:hAnsi="Times New Roman" w:cs="Times New Roman"/>
+                <w:color w:val="000000" w:themeColor="text1"/>
+                <w:sz w:val="28"/>
+                <w:szCs w:val="28"/>
+              </w:rPr>
+            </w:pPr>
           </w:p>
         </w:tc>
         <w:tc>
@@ -4011,16 +5387,6 @@
                 <w:szCs w:val="20"/>
               </w:rPr>
             </w:pPr>
-            <w:r>
-              <w:rPr>
-                <w:rFonts w:ascii="Times New Roman" w:hAnsi="Times New Roman" w:cs="Times New Roman"/>
-                <w:b/>
-                <w:color w:val="000000" w:themeColor="text1"/>
-                <w:sz w:val="24"/>
-                <w:szCs w:val="24"/>
-              </w:rPr>
-              <w:t>{{item.noi_dung}}</w:t>
-            </w:r>
           </w:p>
         </w:tc>
         <w:tc>
@@ -4041,48 +5407,6 @@
                 <w:lang w:val="vi-VN"/>
               </w:rPr>
             </w:pPr>
-            <w:r>
-              <w:rPr>
-                <w:rFonts w:ascii="Times New Roman" w:hAnsi="Times New Roman" w:cs="Times New Roman"/>
-                <w:b/>
-                <w:color w:val="000000" w:themeColor="text1"/>
-                <w:sz w:val="24"/>
-                <w:szCs w:val="24"/>
-              </w:rPr>
-              <w:t>{{</w:t>
-            </w:r>
-            <w:proofErr w:type="gramStart"/>
-            <w:r>
-              <w:rPr>
-                <w:rFonts w:ascii="Times New Roman" w:hAnsi="Times New Roman" w:cs="Times New Roman"/>
-                <w:b/>
-                <w:color w:val="000000" w:themeColor="text1"/>
-                <w:sz w:val="24"/>
-                <w:szCs w:val="24"/>
-              </w:rPr>
-              <w:t>item.</w:t>
-            </w:r>
-            <w:r>
-              <w:rPr>
-                <w:rFonts w:ascii="Times New Roman" w:hAnsi="Times New Roman" w:cs="Times New Roman"/>
-                <w:b/>
-                <w:color w:val="000000" w:themeColor="text1"/>
-                <w:sz w:val="24"/>
-                <w:szCs w:val="24"/>
-              </w:rPr>
-              <w:t>yccd</w:t>
-            </w:r>
-            <w:proofErr w:type="gramEnd"/>
-            <w:r>
-              <w:rPr>
-                <w:rFonts w:ascii="Times New Roman" w:hAnsi="Times New Roman" w:cs="Times New Roman"/>
-                <w:b/>
-                <w:color w:val="000000" w:themeColor="text1"/>
-                <w:sz w:val="24"/>
-                <w:szCs w:val="24"/>
-              </w:rPr>
-              <w:t>}}</w:t>
-            </w:r>
           </w:p>
         </w:tc>
         <w:tc>
@@ -4771,24 +6095,6 @@
         </w:tc>
       </w:tr>
     </w:tbl>
-    <w:p>
-      <w:pPr>
-        <w:spacing w:after="0"/>
-        <w:rPr>
-          <w:rFonts w:ascii="Times New Roman" w:hAnsi="Times New Roman" w:cs="Times New Roman"/>
-          <w:b/>
-          <w:color w:val="000000" w:themeColor="text1"/>
-          <w:sz w:val="28"/>
-          <w:szCs w:val="28"/>
-        </w:rPr>
-        <w:sectPr>
-          <w:pgSz w:w="16838" w:h="11906" w:orient="landscape"/>
-          <w:pgMar w:top="720" w:right="720" w:bottom="720" w:left="720" w:header="708" w:footer="708" w:gutter="0"/>
-          <w:cols w:space="708"/>
-          <w:docGrid w:linePitch="360"/>
-        </w:sectPr>
-      </w:pPr>
-    </w:p>
     <w:p>
       <w:pPr>
         <w:spacing w:before="120" w:after="120" w:line="240" w:lineRule="auto"/>
@@ -4804,8 +6110,8 @@
       </w:pPr>
     </w:p>
     <w:sectPr>
-      <w:pgSz w:w="11906" w:h="16838"/>
-      <w:pgMar w:top="900" w:right="836" w:bottom="720" w:left="990" w:header="708" w:footer="708" w:gutter="0"/>
+      <w:pgSz w:w="16838" w:h="11906" w:orient="landscape"/>
+      <w:pgMar w:top="990" w:right="900" w:bottom="836" w:left="720" w:header="708" w:footer="708" w:gutter="0"/>
       <w:cols w:space="708"/>
       <w:docGrid w:linePitch="360"/>
     </w:sectPr>
